--- a/docs/word/Modul-1-Arhitektura-i-urbanizam.docx
+++ b/docs/word/Modul-1-Arhitektura-i-urbanizam.docx
@@ -874,7 +874,7 @@
               </w:rPr>
               <w:t xml:space="preserve">Foto: Orlovic · </w:t>
             </w:r>
-            <w:hyperlink w:history="1" r:id="rIdpvddnylhpa0mcfaaq2i76">
+            <w:hyperlink w:history="1" r:id="rIdt16oiozqcispg5sjkp4c8">
               <w:r>
                 <w:rPr>
                   <w:rFonts w:ascii="Calibri" w:cs="Calibri" w:eastAsia="Calibri" w:hAnsi="Calibri"/>
@@ -894,7 +894,7 @@
               </w:rPr>
               <w:t xml:space="preserve">, Wikimedia Commons · </w:t>
             </w:r>
-            <w:hyperlink w:history="1" r:id="rIdmdmujr9-1x3rlmohsq9i7">
+            <w:hyperlink w:history="1" r:id="rIdla3b3o9ahaywqalfy6sv_">
               <w:r>
                 <w:rPr>
                   <w:rFonts w:ascii="Calibri" w:cs="Calibri" w:eastAsia="Calibri" w:hAnsi="Calibri"/>
@@ -1000,7 +1000,7 @@
               </w:rPr>
               <w:t xml:space="preserve">Foto: nikola_pu · </w:t>
             </w:r>
-            <w:hyperlink w:history="1" r:id="rIdw41qw7mquydpagik13n7j">
+            <w:hyperlink w:history="1" r:id="rIdzelh-baj3qsakiaun38gt">
               <w:r>
                 <w:rPr>
                   <w:rFonts w:ascii="Calibri" w:cs="Calibri" w:eastAsia="Calibri" w:hAnsi="Calibri"/>
@@ -1020,7 +1020,7 @@
               </w:rPr>
               <w:t xml:space="preserve">, Wikimedia Commons · </w:t>
             </w:r>
-            <w:hyperlink w:history="1" r:id="rIdrdplaw4qic6id2mcdi_6n">
+            <w:hyperlink w:history="1" r:id="rIdngxrhrq7h5nyueltccyox">
               <w:r>
                 <w:rPr>
                   <w:rFonts w:ascii="Calibri" w:cs="Calibri" w:eastAsia="Calibri" w:hAnsi="Calibri"/>
@@ -1995,7 +1995,7 @@
               </w:rPr>
               <w:t xml:space="preserve">Foto: TimeTravelRome · </w:t>
             </w:r>
-            <w:hyperlink w:history="1" r:id="rIdzo3h-1u9nkxz3_kmvqjha">
+            <w:hyperlink w:history="1" r:id="rId-ccoy8g0uah9t3_l9s-um">
               <w:r>
                 <w:rPr>
                   <w:rFonts w:ascii="Calibri" w:cs="Calibri" w:eastAsia="Calibri" w:hAnsi="Calibri"/>
@@ -2015,7 +2015,7 @@
               </w:rPr>
               <w:t xml:space="preserve">, Wikimedia Commons · </w:t>
             </w:r>
-            <w:hyperlink w:history="1" r:id="rId20-koxspd_gvkt9w-fnme">
+            <w:hyperlink w:history="1" r:id="rIdc3-lmijfmbg-7uymwltb4">
               <w:r>
                 <w:rPr>
                   <w:rFonts w:ascii="Calibri" w:cs="Calibri" w:eastAsia="Calibri" w:hAnsi="Calibri"/>
@@ -2121,7 +2121,7 @@
               </w:rPr>
               <w:t xml:space="preserve">Foto: Argo Navis · </w:t>
             </w:r>
-            <w:hyperlink w:history="1" r:id="rIdhtatlhhdutuailxpw8mpv">
+            <w:hyperlink w:history="1" r:id="rIdykfynaikxgvuldxik_7w9">
               <w:r>
                 <w:rPr>
                   <w:rFonts w:ascii="Calibri" w:cs="Calibri" w:eastAsia="Calibri" w:hAnsi="Calibri"/>
@@ -2141,7 +2141,7 @@
               </w:rPr>
               <w:t xml:space="preserve">, Wikimedia Commons · </w:t>
             </w:r>
-            <w:hyperlink w:history="1" r:id="rIdyobau9e0wa3l3kvhwuxqv">
+            <w:hyperlink w:history="1" r:id="rIdfm4ukj5jukka45d-fqhha">
               <w:r>
                 <w:rPr>
                   <w:rFonts w:ascii="Calibri" w:cs="Calibri" w:eastAsia="Calibri" w:hAnsi="Calibri"/>
@@ -2684,7 +2684,7 @@
         </w:rPr>
         <w:t xml:space="preserve">Foto: Diego Delso · </w:t>
       </w:r>
-      <w:hyperlink w:history="1" r:id="rId1fnjlv1tcc7x45yhmuffa">
+      <w:hyperlink w:history="1" r:id="rId11hrhjraleqyor_2dhio1">
         <w:r>
           <w:rPr>
             <w:rFonts w:ascii="Calibri" w:cs="Calibri" w:eastAsia="Calibri" w:hAnsi="Calibri"/>
@@ -2704,7 +2704,7 @@
         </w:rPr>
         <w:t xml:space="preserve">, Wikimedia Commons · </w:t>
       </w:r>
-      <w:hyperlink w:history="1" r:id="rIdi7c-5by59otyryfcn2jnp">
+      <w:hyperlink w:history="1" r:id="rIdupyimd5vm6cacsrvcowj4">
         <w:r>
           <w:rPr>
             <w:rFonts w:ascii="Calibri" w:cs="Calibri" w:eastAsia="Calibri" w:hAnsi="Calibri"/>
@@ -2875,7 +2875,7 @@
               </w:rPr>
               <w:t xml:space="preserve">Foto: Terragio67 · </w:t>
             </w:r>
-            <w:hyperlink w:history="1" r:id="rIdlnmuzx1m4bqq0hv-cy3ps">
+            <w:hyperlink w:history="1" r:id="rId8sbggtei3ftl6mnxjyxpb">
               <w:r>
                 <w:rPr>
                   <w:rFonts w:ascii="Calibri" w:cs="Calibri" w:eastAsia="Calibri" w:hAnsi="Calibri"/>
@@ -2895,7 +2895,7 @@
               </w:rPr>
               <w:t xml:space="preserve">, Wikimedia Commons · </w:t>
             </w:r>
-            <w:hyperlink w:history="1" r:id="rIdwzxwyo-x3rqwnnkakenc1">
+            <w:hyperlink w:history="1" r:id="rIdg_xjwsebgi-_lcbbf8zyr">
               <w:r>
                 <w:rPr>
                   <w:rFonts w:ascii="Calibri" w:cs="Calibri" w:eastAsia="Calibri" w:hAnsi="Calibri"/>
@@ -3001,7 +3001,7 @@
               </w:rPr>
               <w:t xml:space="preserve">Foto: Diego Delso · </w:t>
             </w:r>
-            <w:hyperlink w:history="1" r:id="rIdsa-fi85ksltv9fqwwegvm">
+            <w:hyperlink w:history="1" r:id="rIds7v0qho1rbhjnz8tfh_g5">
               <w:r>
                 <w:rPr>
                   <w:rFonts w:ascii="Calibri" w:cs="Calibri" w:eastAsia="Calibri" w:hAnsi="Calibri"/>
@@ -3021,7 +3021,7 @@
               </w:rPr>
               <w:t xml:space="preserve">, Wikimedia Commons · </w:t>
             </w:r>
-            <w:hyperlink w:history="1" r:id="rId4dpmnn5qiqksh1gvbyhdi">
+            <w:hyperlink w:history="1" r:id="rIdruriirx9rszsgbqgl4hww">
               <w:r>
                 <w:rPr>
                   <w:rFonts w:ascii="Calibri" w:cs="Calibri" w:eastAsia="Calibri" w:hAnsi="Calibri"/>
@@ -3368,7 +3368,7 @@
         </w:rPr>
         <w:t xml:space="preserve">Foto: Bernard Gagnon · </w:t>
       </w:r>
-      <w:hyperlink w:history="1" r:id="rId3vssdqvyefpwbv6y_5eef">
+      <w:hyperlink w:history="1" r:id="rIdlv-dm7esgafa3k6edxttx">
         <w:r>
           <w:rPr>
             <w:rFonts w:ascii="Calibri" w:cs="Calibri" w:eastAsia="Calibri" w:hAnsi="Calibri"/>
@@ -3388,7 +3388,7 @@
         </w:rPr>
         <w:t xml:space="preserve">, Wikimedia Commons · </w:t>
       </w:r>
-      <w:hyperlink w:history="1" r:id="rIdif4qkl1ebppfe3-tavjos">
+      <w:hyperlink w:history="1" r:id="rIdnvnvoaj72x7w3nkl-dlkz">
         <w:r>
           <w:rPr>
             <w:rFonts w:ascii="Calibri" w:cs="Calibri" w:eastAsia="Calibri" w:hAnsi="Calibri"/>
@@ -4076,7 +4076,7 @@
               </w:rPr>
               <w:t xml:space="preserve">Foto: TimeTravelRome · </w:t>
             </w:r>
-            <w:hyperlink w:history="1" r:id="rIdmr3cwtm_zgfs_3mou0o_g">
+            <w:hyperlink w:history="1" r:id="rIdfo4wzfky_0hvlq2xexz74">
               <w:r>
                 <w:rPr>
                   <w:rFonts w:ascii="Calibri" w:cs="Calibri" w:eastAsia="Calibri" w:hAnsi="Calibri"/>
@@ -4096,7 +4096,7 @@
               </w:rPr>
               <w:t xml:space="preserve">, Wikimedia Commons · </w:t>
             </w:r>
-            <w:hyperlink w:history="1" r:id="rIda0olyc98ifgpgf-kongd4">
+            <w:hyperlink w:history="1" r:id="rIdxun8l8ylno-clitritw1w">
               <w:r>
                 <w:rPr>
                   <w:rFonts w:ascii="Calibri" w:cs="Calibri" w:eastAsia="Calibri" w:hAnsi="Calibri"/>
@@ -4202,7 +4202,7 @@
               </w:rPr>
               <w:t xml:space="preserve">Foto: Ballota · </w:t>
             </w:r>
-            <w:hyperlink w:history="1" r:id="rIdkelnyweefhskaqgg12zp3">
+            <w:hyperlink w:history="1" r:id="rIdf6k4nrkinywa4t3rzg1pz">
               <w:r>
                 <w:rPr>
                   <w:rFonts w:ascii="Calibri" w:cs="Calibri" w:eastAsia="Calibri" w:hAnsi="Calibri"/>
@@ -4222,7 +4222,7 @@
               </w:rPr>
               <w:t xml:space="preserve">, Wikimedia Commons · </w:t>
             </w:r>
-            <w:hyperlink w:history="1" r:id="rIdf9uukvuge56secwfxbueq">
+            <w:hyperlink w:history="1" r:id="rIdrkocsx_-mxlzweecspgu4">
               <w:r>
                 <w:rPr>
                   <w:rFonts w:ascii="Calibri" w:cs="Calibri" w:eastAsia="Calibri" w:hAnsi="Calibri"/>
@@ -4903,7 +4903,7 @@
               </w:rPr>
               <w:t xml:space="preserve">Foto: Matti Blume · </w:t>
             </w:r>
-            <w:hyperlink w:history="1" r:id="rIdv7tthwnolnyfisc-aszsc">
+            <w:hyperlink w:history="1" r:id="rIdi10wuzhjzdrxfvhuj-1_y">
               <w:r>
                 <w:rPr>
                   <w:rFonts w:ascii="Calibri" w:cs="Calibri" w:eastAsia="Calibri" w:hAnsi="Calibri"/>
@@ -4923,7 +4923,7 @@
               </w:rPr>
               <w:t xml:space="preserve">, Wikimedia Commons · </w:t>
             </w:r>
-            <w:hyperlink w:history="1" r:id="rIdk1xlmgfrkpwwwlxcfgnur">
+            <w:hyperlink w:history="1" r:id="rIdvxcxxpvhmh1ga0glemchu">
               <w:r>
                 <w:rPr>
                   <w:rFonts w:ascii="Calibri" w:cs="Calibri" w:eastAsia="Calibri" w:hAnsi="Calibri"/>
@@ -5029,7 +5029,7 @@
               </w:rPr>
               <w:t xml:space="preserve">Foto: Marie-Lan Nguyen · </w:t>
             </w:r>
-            <w:hyperlink w:history="1" r:id="rIdylgnqidnlk9c68whtcolx">
+            <w:hyperlink w:history="1" r:id="rId3suvozd3d6gowf586uamf">
               <w:r>
                 <w:rPr>
                   <w:rFonts w:ascii="Calibri" w:cs="Calibri" w:eastAsia="Calibri" w:hAnsi="Calibri"/>
@@ -5403,7 +5403,7 @@
         </w:rPr>
         <w:t xml:space="preserve">Foto: Shesmax · </w:t>
       </w:r>
-      <w:hyperlink w:history="1" r:id="rIdauva_-o3p4jzvakt40zao">
+      <w:hyperlink w:history="1" r:id="rIdymrgj3gnihrznmvsyi7hb">
         <w:r>
           <w:rPr>
             <w:rFonts w:ascii="Calibri" w:cs="Calibri" w:eastAsia="Calibri" w:hAnsi="Calibri"/>
@@ -5423,7 +5423,7 @@
         </w:rPr>
         <w:t xml:space="preserve">, Wikimedia Commons · </w:t>
       </w:r>
-      <w:hyperlink w:history="1" r:id="rIdtre8muw_gjcxb3xlafdep">
+      <w:hyperlink w:history="1" r:id="rIduimlovlumgzo2kr5osdt4">
         <w:r>
           <w:rPr>
             <w:rFonts w:ascii="Calibri" w:cs="Calibri" w:eastAsia="Calibri" w:hAnsi="Calibri"/>
@@ -6888,7 +6888,7 @@
               </w:rPr>
               <w:t xml:space="preserve">Foto: Bernard Gagnon · </w:t>
             </w:r>
-            <w:hyperlink w:history="1" r:id="rIdq9kgxhhkttg9lgsewcalj">
+            <w:hyperlink w:history="1" r:id="rIdk0jpbw-6ockyxumus1qdl">
               <w:r>
                 <w:rPr>
                   <w:rFonts w:ascii="Calibri" w:cs="Calibri" w:eastAsia="Calibri" w:hAnsi="Calibri"/>
@@ -6908,7 +6908,7 @@
               </w:rPr>
               <w:t xml:space="preserve">, Wikimedia Commons · </w:t>
             </w:r>
-            <w:hyperlink w:history="1" r:id="rIdyoclxw4ohyfzeko89emom">
+            <w:hyperlink w:history="1" r:id="rIdjyssnob--pp5efzzlkxkc">
               <w:r>
                 <w:rPr>
                   <w:rFonts w:ascii="Calibri" w:cs="Calibri" w:eastAsia="Calibri" w:hAnsi="Calibri"/>
@@ -7014,7 +7014,7 @@
               </w:rPr>
               <w:t xml:space="preserve">Foto: Paula Borkovic · </w:t>
             </w:r>
-            <w:hyperlink w:history="1" r:id="rIdcm4yi6hr2ifufwofmxtfo">
+            <w:hyperlink w:history="1" r:id="rIdvtaq_9c8-mpqbcfqbbfuw">
               <w:r>
                 <w:rPr>
                   <w:rFonts w:ascii="Calibri" w:cs="Calibri" w:eastAsia="Calibri" w:hAnsi="Calibri"/>
@@ -7034,7 +7034,7 @@
               </w:rPr>
               <w:t xml:space="preserve">, Wikimedia Commons · </w:t>
             </w:r>
-            <w:hyperlink w:history="1" r:id="rIdfp-r1gsrpwcgey-mo8pdi">
+            <w:hyperlink w:history="1" r:id="rIdh-jbrocbyt8oklsf1m76u">
               <w:r>
                 <w:rPr>
                   <w:rFonts w:ascii="Calibri" w:cs="Calibri" w:eastAsia="Calibri" w:hAnsi="Calibri"/>
@@ -7140,7 +7140,7 @@
               </w:rPr>
               <w:t xml:space="preserve">Foto: Paula Borkovic · </w:t>
             </w:r>
-            <w:hyperlink w:history="1" r:id="rIdrzuf9lbkkitmmeixwrm-y">
+            <w:hyperlink w:history="1" r:id="rId0uwnq_avvmwoqptfdmqcb">
               <w:r>
                 <w:rPr>
                   <w:rFonts w:ascii="Calibri" w:cs="Calibri" w:eastAsia="Calibri" w:hAnsi="Calibri"/>
@@ -7160,7 +7160,7 @@
               </w:rPr>
               <w:t xml:space="preserve">, Wikimedia Commons · </w:t>
             </w:r>
-            <w:hyperlink w:history="1" r:id="rId90c7ntjnlgyxp7jrw8sgg">
+            <w:hyperlink w:history="1" r:id="rIdfojvj6tbtcmry1ubosw6k">
               <w:r>
                 <w:rPr>
                   <w:rFonts w:ascii="Calibri" w:cs="Calibri" w:eastAsia="Calibri" w:hAnsi="Calibri"/>
@@ -7768,7 +7768,7 @@
         </w:rPr>
         <w:t xml:space="preserve">Foto: Argo Navis · </w:t>
       </w:r>
-      <w:hyperlink w:history="1" r:id="rIdm0pcxkl7varvosjn7gibt">
+      <w:hyperlink w:history="1" r:id="rIdua0khwh6mwdxjchyxta9u">
         <w:r>
           <w:rPr>
             <w:rFonts w:ascii="Calibri" w:cs="Calibri" w:eastAsia="Calibri" w:hAnsi="Calibri"/>
@@ -7788,7 +7788,7 @@
         </w:rPr>
         <w:t xml:space="preserve">, Wikimedia Commons · </w:t>
       </w:r>
-      <w:hyperlink w:history="1" r:id="rIdmjl8zenf6n3t4npss8rks">
+      <w:hyperlink w:history="1" r:id="rIdzdt45hrjqhv6akz7t8wzr">
         <w:r>
           <w:rPr>
             <w:rFonts w:ascii="Calibri" w:cs="Calibri" w:eastAsia="Calibri" w:hAnsi="Calibri"/>
@@ -8022,7 +8022,7 @@
         </w:rPr>
         <w:t xml:space="preserve">Foto: Roberta F · </w:t>
       </w:r>
-      <w:hyperlink w:history="1" r:id="rIda8lkziddwqpkg9qayqnp-">
+      <w:hyperlink w:history="1" r:id="rIdwdwb5aolvipymoacoszjx">
         <w:r>
           <w:rPr>
             <w:rFonts w:ascii="Calibri" w:cs="Calibri" w:eastAsia="Calibri" w:hAnsi="Calibri"/>
@@ -8042,7 +8042,7 @@
         </w:rPr>
         <w:t xml:space="preserve">, Wikimedia Commons · </w:t>
       </w:r>
-      <w:hyperlink w:history="1" r:id="rId7zvgrwoizizcutbv_cfk-">
+      <w:hyperlink w:history="1" r:id="rIdfzmhdngbx7c3vrrkiyn7g">
         <w:r>
           <w:rPr>
             <w:rFonts w:ascii="Calibri" w:cs="Calibri" w:eastAsia="Calibri" w:hAnsi="Calibri"/>
@@ -9400,7 +9400,7 @@
               </w:rPr>
               <w:t xml:space="preserve">Foto: TimeTravelRome · </w:t>
             </w:r>
-            <w:hyperlink w:history="1" r:id="rIdw034ltujsc_yjj9ncnwdh">
+            <w:hyperlink w:history="1" r:id="rIdomfg9p1g40jfqhi5o6crb">
               <w:r>
                 <w:rPr>
                   <w:rFonts w:ascii="Calibri" w:cs="Calibri" w:eastAsia="Calibri" w:hAnsi="Calibri"/>
@@ -9420,7 +9420,7 @@
               </w:rPr>
               <w:t xml:space="preserve">, Wikimedia Commons · </w:t>
             </w:r>
-            <w:hyperlink w:history="1" r:id="rId1odzzvkwvh_udijc4n7mi">
+            <w:hyperlink w:history="1" r:id="rIdjli-kxpmbcybzfkikrecp">
               <w:r>
                 <w:rPr>
                   <w:rFonts w:ascii="Calibri" w:cs="Calibri" w:eastAsia="Calibri" w:hAnsi="Calibri"/>
@@ -9526,7 +9526,7 @@
               </w:rPr>
               <w:t xml:space="preserve">Foto: VitVit · </w:t>
             </w:r>
-            <w:hyperlink w:history="1" r:id="rIdxng1wftnm-6zbjxm_phhj">
+            <w:hyperlink w:history="1" r:id="rIdqfpdqd9shfm_z4sdxuyui">
               <w:r>
                 <w:rPr>
                   <w:rFonts w:ascii="Calibri" w:cs="Calibri" w:eastAsia="Calibri" w:hAnsi="Calibri"/>
@@ -9546,7 +9546,7 @@
               </w:rPr>
               <w:t xml:space="preserve">, Wikimedia Commons · </w:t>
             </w:r>
-            <w:hyperlink w:history="1" r:id="rIdnyu7a4ldly-k0bkceaa_1">
+            <w:hyperlink w:history="1" r:id="rIdm3tk3fif38nfadvfaha3u">
               <w:r>
                 <w:rPr>
                   <w:rFonts w:ascii="Calibri" w:cs="Calibri" w:eastAsia="Calibri" w:hAnsi="Calibri"/>
@@ -9867,7 +9867,7 @@
               </w:rPr>
               <w:t xml:space="preserve">Foto: rene boulay · </w:t>
             </w:r>
-            <w:hyperlink w:history="1" r:id="rIdkgpswsnruszysl4npu-gw">
+            <w:hyperlink w:history="1" r:id="rId4gli6sgno8zzhigajzhdi">
               <w:r>
                 <w:rPr>
                   <w:rFonts w:ascii="Calibri" w:cs="Calibri" w:eastAsia="Calibri" w:hAnsi="Calibri"/>
@@ -9887,7 +9887,7 @@
               </w:rPr>
               <w:t xml:space="preserve">, Wikimedia Commons · </w:t>
             </w:r>
-            <w:hyperlink w:history="1" r:id="rIdyzmzblbugtxwms0crches">
+            <w:hyperlink w:history="1" r:id="rId68qbltk5yc6jpndpmobn9">
               <w:r>
                 <w:rPr>
                   <w:rFonts w:ascii="Calibri" w:cs="Calibri" w:eastAsia="Calibri" w:hAnsi="Calibri"/>
@@ -9993,7 +9993,7 @@
               </w:rPr>
               <w:t xml:space="preserve">Foto: Bernard Gagnon · </w:t>
             </w:r>
-            <w:hyperlink w:history="1" r:id="rId4cjhthygjemyz0-yli1kf">
+            <w:hyperlink w:history="1" r:id="rIdznokt_xzh5-0t0ncdhbb8">
               <w:r>
                 <w:rPr>
                   <w:rFonts w:ascii="Calibri" w:cs="Calibri" w:eastAsia="Calibri" w:hAnsi="Calibri"/>
@@ -10013,7 +10013,7 @@
               </w:rPr>
               <w:t xml:space="preserve">, Wikimedia Commons · </w:t>
             </w:r>
-            <w:hyperlink w:history="1" r:id="rIda154rtriffyf8kydx8xvb">
+            <w:hyperlink w:history="1" r:id="rIdrl4pij2vkvlh72v_dvwzo">
               <w:r>
                 <w:rPr>
                   <w:rFonts w:ascii="Calibri" w:cs="Calibri" w:eastAsia="Calibri" w:hAnsi="Calibri"/>
@@ -10469,7 +10469,7 @@
               </w:rPr>
               <w:t xml:space="preserve">Foto: JERRYE AND ROY KLOTZ MD · </w:t>
             </w:r>
-            <w:hyperlink w:history="1" r:id="rIdtpdefht2ke5q6cqrpm9aq">
+            <w:hyperlink w:history="1" r:id="rIdymnczshuvynrkidyb14il">
               <w:r>
                 <w:rPr>
                   <w:rFonts w:ascii="Calibri" w:cs="Calibri" w:eastAsia="Calibri" w:hAnsi="Calibri"/>
@@ -10489,7 +10489,7 @@
               </w:rPr>
               <w:t xml:space="preserve">, Wikimedia Commons · </w:t>
             </w:r>
-            <w:hyperlink w:history="1" r:id="rId9kax6ffoyqkgi19p3ezyd">
+            <w:hyperlink w:history="1" r:id="rIdzevm3vqodrpowrqq-aw-3">
               <w:r>
                 <w:rPr>
                   <w:rFonts w:ascii="Calibri" w:cs="Calibri" w:eastAsia="Calibri" w:hAnsi="Calibri"/>
@@ -10595,7 +10595,7 @@
               </w:rPr>
               <w:t xml:space="preserve">Foto: Tanya Dedyukhina · </w:t>
             </w:r>
-            <w:hyperlink w:history="1" r:id="rIdpvvmu4upku2hgroo5w9ud">
+            <w:hyperlink w:history="1" r:id="rIdfemvrd7_egu1vbzvz5gun">
               <w:r>
                 <w:rPr>
                   <w:rFonts w:ascii="Calibri" w:cs="Calibri" w:eastAsia="Calibri" w:hAnsi="Calibri"/>
@@ -10615,7 +10615,7 @@
               </w:rPr>
               <w:t xml:space="preserve">, Wikimedia Commons · </w:t>
             </w:r>
-            <w:hyperlink w:history="1" r:id="rIds8wbeoyawvbpo6wflh6ct">
+            <w:hyperlink w:history="1" r:id="rIdftdqlpxy8oy-lmhg1gs99">
               <w:r>
                 <w:rPr>
                   <w:rFonts w:ascii="Calibri" w:cs="Calibri" w:eastAsia="Calibri" w:hAnsi="Calibri"/>
@@ -10918,7 +10918,7 @@
         </w:rPr>
         <w:t xml:space="preserve">Foto: Carsten Steger · </w:t>
       </w:r>
-      <w:hyperlink w:history="1" r:id="rId46c-qggi4qo1n_qa24lnu">
+      <w:hyperlink w:history="1" r:id="rIdl1csz0ar0sfsx5kqklnqx">
         <w:r>
           <w:rPr>
             <w:rFonts w:ascii="Calibri" w:cs="Calibri" w:eastAsia="Calibri" w:hAnsi="Calibri"/>
@@ -10938,7 +10938,7 @@
         </w:rPr>
         <w:t xml:space="preserve">, Wikimedia Commons · </w:t>
       </w:r>
-      <w:hyperlink w:history="1" r:id="rIdn8yjxmsrzpvniyj3ga5om">
+      <w:hyperlink w:history="1" r:id="rIdcdkas9cee-3dhczhizh-8">
         <w:r>
           <w:rPr>
             <w:rFonts w:ascii="Calibri" w:cs="Calibri" w:eastAsia="Calibri" w:hAnsi="Calibri"/>
@@ -11693,7 +11693,7 @@
               </w:rPr>
               <w:t xml:space="preserve">Foto: Bernard Gagnon · </w:t>
             </w:r>
-            <w:hyperlink w:history="1" r:id="rId-g9cfmfevyu-tiwtllnxm">
+            <w:hyperlink w:history="1" r:id="rIdufpihudgwhtj2tfoc5p8p">
               <w:r>
                 <w:rPr>
                   <w:rFonts w:ascii="Calibri" w:cs="Calibri" w:eastAsia="Calibri" w:hAnsi="Calibri"/>
@@ -11713,7 +11713,7 @@
               </w:rPr>
               <w:t xml:space="preserve">, Wikimedia Commons · </w:t>
             </w:r>
-            <w:hyperlink w:history="1" r:id="rIdwqpwjgllk5iciwvq3anxi">
+            <w:hyperlink w:history="1" r:id="rId5ey9ifx_-hsze4evuqwvt">
               <w:r>
                 <w:rPr>
                   <w:rFonts w:ascii="Calibri" w:cs="Calibri" w:eastAsia="Calibri" w:hAnsi="Calibri"/>
@@ -11819,7 +11819,7 @@
               </w:rPr>
               <w:t xml:space="preserve">Foto: Larisa Uhryn · </w:t>
             </w:r>
-            <w:hyperlink w:history="1" r:id="rIdug1ak29pv4on4ksbytq17">
+            <w:hyperlink w:history="1" r:id="rIdghofwxoplygmgx_xtijhk">
               <w:r>
                 <w:rPr>
                   <w:rFonts w:ascii="Calibri" w:cs="Calibri" w:eastAsia="Calibri" w:hAnsi="Calibri"/>
@@ -11839,7 +11839,7 @@
               </w:rPr>
               <w:t xml:space="preserve">, Wikimedia Commons · </w:t>
             </w:r>
-            <w:hyperlink w:history="1" r:id="rIdwlcj7gl2qmrig-lww31x_">
+            <w:hyperlink w:history="1" r:id="rIdhkhy3jea3jazyy48gxool">
               <w:r>
                 <w:rPr>
                   <w:rFonts w:ascii="Calibri" w:cs="Calibri" w:eastAsia="Calibri" w:hAnsi="Calibri"/>
@@ -12505,7 +12505,7 @@
               </w:rPr>
               <w:t xml:space="preserve">Foto: August Dominus · </w:t>
             </w:r>
-            <w:hyperlink w:history="1" r:id="rIdv7nymnyvhgv4p_0icmuuw">
+            <w:hyperlink w:history="1" r:id="rIdi1ilxlmei75c7bc5fnqlf">
               <w:r>
                 <w:rPr>
                   <w:rFonts w:ascii="Calibri" w:cs="Calibri" w:eastAsia="Calibri" w:hAnsi="Calibri"/>
@@ -12525,7 +12525,7 @@
               </w:rPr>
               <w:t xml:space="preserve">, Wikimedia Commons · </w:t>
             </w:r>
-            <w:hyperlink w:history="1" r:id="rIdptqngekdnhzxizqpcqkwz">
+            <w:hyperlink w:history="1" r:id="rIdrqazu8p7hqmzczumentra">
               <w:r>
                 <w:rPr>
                   <w:rFonts w:ascii="Calibri" w:cs="Calibri" w:eastAsia="Calibri" w:hAnsi="Calibri"/>
@@ -12631,7 +12631,7 @@
               </w:rPr>
               <w:t xml:space="preserve">Foto: Cholo Aleman · </w:t>
             </w:r>
-            <w:hyperlink w:history="1" r:id="rIdfzb7pq9wf5kr8yfd8qmz3">
+            <w:hyperlink w:history="1" r:id="rIdvmkorpdq_xpocnyb0ieov">
               <w:r>
                 <w:rPr>
                   <w:rFonts w:ascii="Calibri" w:cs="Calibri" w:eastAsia="Calibri" w:hAnsi="Calibri"/>
@@ -12651,7 +12651,7 @@
               </w:rPr>
               <w:t xml:space="preserve">, Wikimedia Commons · </w:t>
             </w:r>
-            <w:hyperlink w:history="1" r:id="rId2gisnibduhmbu0gegchvm">
+            <w:hyperlink w:history="1" r:id="rIdv6zs-kd0ps2zxzbpjbnqp">
               <w:r>
                 <w:rPr>
                   <w:rFonts w:ascii="Calibri" w:cs="Calibri" w:eastAsia="Calibri" w:hAnsi="Calibri"/>
@@ -14216,7 +14216,7 @@
               </w:rPr>
               <w:t xml:space="preserve">Foto: Falk2 · </w:t>
             </w:r>
-            <w:hyperlink w:history="1" r:id="rIdkgeh8pgbsdoxm6oe4481a">
+            <w:hyperlink w:history="1" r:id="rIdpc7hja1ga86duh36cluyd">
               <w:r>
                 <w:rPr>
                   <w:rFonts w:ascii="Calibri" w:cs="Calibri" w:eastAsia="Calibri" w:hAnsi="Calibri"/>
@@ -14236,7 +14236,7 @@
               </w:rPr>
               <w:t xml:space="preserve">, Wikimedia Commons · </w:t>
             </w:r>
-            <w:hyperlink w:history="1" r:id="rIdlsv_ewjenxdhjoreydidz">
+            <w:hyperlink w:history="1" r:id="rId9cbbr-glm4nvitj8lgd72">
               <w:r>
                 <w:rPr>
                   <w:rFonts w:ascii="Calibri" w:cs="Calibri" w:eastAsia="Calibri" w:hAnsi="Calibri"/>
@@ -14342,7 +14342,7 @@
               </w:rPr>
               <w:t xml:space="preserve">Foto: Marcin Konsek · </w:t>
             </w:r>
-            <w:hyperlink w:history="1" r:id="rIdjatuecme7ynvz-xxsnxx3">
+            <w:hyperlink w:history="1" r:id="rIdpa7scdrirwpiyr6wbxwas">
               <w:r>
                 <w:rPr>
                   <w:rFonts w:ascii="Calibri" w:cs="Calibri" w:eastAsia="Calibri" w:hAnsi="Calibri"/>
@@ -14362,7 +14362,7 @@
               </w:rPr>
               <w:t xml:space="preserve">, Wikimedia Commons · </w:t>
             </w:r>
-            <w:hyperlink w:history="1" r:id="rIdcxxehhvz6jfgv77jej6p1">
+            <w:hyperlink w:history="1" r:id="rIdyyntdo9iduetvsgfrc2ul">
               <w:r>
                 <w:rPr>
                   <w:rFonts w:ascii="Calibri" w:cs="Calibri" w:eastAsia="Calibri" w:hAnsi="Calibri"/>
@@ -14468,7 +14468,7 @@
               </w:rPr>
               <w:t xml:space="preserve">Foto: Martin Falbisoner · </w:t>
             </w:r>
-            <w:hyperlink w:history="1" r:id="rIdnqhrr86mc6au6fzlte-3s">
+            <w:hyperlink w:history="1" r:id="rIdak_2fbf_rcfxbg150hoi-">
               <w:r>
                 <w:rPr>
                   <w:rFonts w:ascii="Calibri" w:cs="Calibri" w:eastAsia="Calibri" w:hAnsi="Calibri"/>
@@ -14488,7 +14488,7 @@
               </w:rPr>
               <w:t xml:space="preserve">, Wikimedia Commons · </w:t>
             </w:r>
-            <w:hyperlink w:history="1" r:id="rIdiddeicqkv8s7koci3-rro">
+            <w:hyperlink w:history="1" r:id="rIdrs4hggryye21vkuqswzhp">
               <w:r>
                 <w:rPr>
                   <w:rFonts w:ascii="Calibri" w:cs="Calibri" w:eastAsia="Calibri" w:hAnsi="Calibri"/>
@@ -15113,7 +15113,7 @@
         </w:rPr>
         <w:t xml:space="preserve">Foto: Sopina Ana · </w:t>
       </w:r>
-      <w:hyperlink w:history="1" r:id="rIdxqtwnqqpekgwhfzbd9qav">
+      <w:hyperlink w:history="1" r:id="rIdld7peahz7g5zkj2thszpy">
         <w:r>
           <w:rPr>
             <w:rFonts w:ascii="Calibri" w:cs="Calibri" w:eastAsia="Calibri" w:hAnsi="Calibri"/>
@@ -15133,7 +15133,7 @@
         </w:rPr>
         <w:t xml:space="preserve">, Wikimedia Commons · </w:t>
       </w:r>
-      <w:hyperlink w:history="1" r:id="rIdgrs-httgt_ol8hamhhcgp">
+      <w:hyperlink w:history="1" r:id="rIdjpvx9xu_dge_otmr1dbds">
         <w:r>
           <w:rPr>
             <w:rFonts w:ascii="Calibri" w:cs="Calibri" w:eastAsia="Calibri" w:hAnsi="Calibri"/>
@@ -15722,7 +15722,7 @@
               </w:rPr>
               <w:t xml:space="preserve">Foto: Bukovacka · </w:t>
             </w:r>
-            <w:hyperlink w:history="1" r:id="rIdjnn10c1wfa5n8ekongfwg">
+            <w:hyperlink w:history="1" r:id="rIdswgbad4t_aknsxdysjofm">
               <w:r>
                 <w:rPr>
                   <w:rFonts w:ascii="Calibri" w:cs="Calibri" w:eastAsia="Calibri" w:hAnsi="Calibri"/>
@@ -15742,7 +15742,7 @@
               </w:rPr>
               <w:t xml:space="preserve">, Wikimedia Commons · </w:t>
             </w:r>
-            <w:hyperlink w:history="1" r:id="rIdg1oqetemdmtqvtsqogahf">
+            <w:hyperlink w:history="1" r:id="rIdxdoilislyuzru2kcfizyo">
               <w:r>
                 <w:rPr>
                   <w:rFonts w:ascii="Calibri" w:cs="Calibri" w:eastAsia="Calibri" w:hAnsi="Calibri"/>
@@ -15848,7 +15848,7 @@
               </w:rPr>
               <w:t xml:space="preserve">Foto: Hegor · </w:t>
             </w:r>
-            <w:hyperlink w:history="1" r:id="rIdgeszv9nyh7oft3f2erphp">
+            <w:hyperlink w:history="1" r:id="rIdjzcyipzdcxztwgk9odnau">
               <w:r>
                 <w:rPr>
                   <w:rFonts w:ascii="Calibri" w:cs="Calibri" w:eastAsia="Calibri" w:hAnsi="Calibri"/>
@@ -15868,7 +15868,7 @@
               </w:rPr>
               <w:t xml:space="preserve">, Wikimedia Commons · </w:t>
             </w:r>
-            <w:hyperlink w:history="1" r:id="rIdxait69onwl93u0ud-e_uv">
+            <w:hyperlink w:history="1" r:id="rIdzzqqffzfol5mcauwyg4tr">
               <w:r>
                 <w:rPr>
                   <w:rFonts w:ascii="Calibri" w:cs="Calibri" w:eastAsia="Calibri" w:hAnsi="Calibri"/>
@@ -16901,7 +16901,7 @@
         </w:rPr>
         <w:t xml:space="preserve">Foto: Nxr-at · </w:t>
       </w:r>
-      <w:hyperlink w:history="1" r:id="rId_zevw-yc9pjhj1cfz0ftw">
+      <w:hyperlink w:history="1" r:id="rIdne_yyfggxxk9ftujz1djk">
         <w:r>
           <w:rPr>
             <w:rFonts w:ascii="Calibri" w:cs="Calibri" w:eastAsia="Calibri" w:hAnsi="Calibri"/>
@@ -16921,7 +16921,7 @@
         </w:rPr>
         <w:t xml:space="preserve">, Wikimedia Commons · </w:t>
       </w:r>
-      <w:hyperlink w:history="1" r:id="rIdsykyitns8d3nehhsxb94h">
+      <w:hyperlink w:history="1" r:id="rIdz3pvm3ewfd3n_m7hnxycn">
         <w:r>
           <w:rPr>
             <w:rFonts w:ascii="Calibri" w:cs="Calibri" w:eastAsia="Calibri" w:hAnsi="Calibri"/>
@@ -17650,7 +17650,7 @@
               </w:rPr>
               <w:t xml:space="preserve">Foto: Martin Falbisoner · </w:t>
             </w:r>
-            <w:hyperlink w:history="1" r:id="rIdyq2ki9vrgvjjoawys8p0m">
+            <w:hyperlink w:history="1" r:id="rIdqa2ta7jp37l5wptqycxlq">
               <w:r>
                 <w:rPr>
                   <w:rFonts w:ascii="Calibri" w:cs="Calibri" w:eastAsia="Calibri" w:hAnsi="Calibri"/>
@@ -17670,7 +17670,7 @@
               </w:rPr>
               <w:t xml:space="preserve">, Wikimedia Commons · </w:t>
             </w:r>
-            <w:hyperlink w:history="1" r:id="rId04xd2sjsaerf8l1mwk-w5">
+            <w:hyperlink w:history="1" r:id="rIdboukwmk1l22klk0sinbgd">
               <w:r>
                 <w:rPr>
                   <w:rFonts w:ascii="Calibri" w:cs="Calibri" w:eastAsia="Calibri" w:hAnsi="Calibri"/>
@@ -17794,7 +17794,7 @@
               </w:rPr>
               <w:t xml:space="preserve">Foto: Bernard Gagnon · </w:t>
             </w:r>
-            <w:hyperlink w:history="1" r:id="rIdaxuy5f3ipuubopjdk-fxb">
+            <w:hyperlink w:history="1" r:id="rIdzidunoji-g6emcuwuy1ts">
               <w:r>
                 <w:rPr>
                   <w:rFonts w:ascii="Calibri" w:cs="Calibri" w:eastAsia="Calibri" w:hAnsi="Calibri"/>
@@ -17814,7 +17814,7 @@
               </w:rPr>
               <w:t xml:space="preserve">, Wikimedia Commons · </w:t>
             </w:r>
-            <w:hyperlink w:history="1" r:id="rIdenfnu1q39xzckowztq4hz">
+            <w:hyperlink w:history="1" r:id="rIdfwqpisjlsrj6gegbboyfj">
               <w:r>
                 <w:rPr>
                   <w:rFonts w:ascii="Calibri" w:cs="Calibri" w:eastAsia="Calibri" w:hAnsi="Calibri"/>
@@ -18107,7 +18107,7 @@
               </w:rPr>
               <w:t xml:space="preserve">Foto: Ciocolli · </w:t>
             </w:r>
-            <w:hyperlink w:history="1" r:id="rId-znh9nddl9povi6xjzkiv">
+            <w:hyperlink w:history="1" r:id="rIdnywvyolo8vy8mlmgbp0cp">
               <w:r>
                 <w:rPr>
                   <w:rFonts w:ascii="Calibri" w:cs="Calibri" w:eastAsia="Calibri" w:hAnsi="Calibri"/>
@@ -18127,7 +18127,7 @@
               </w:rPr>
               <w:t xml:space="preserve">, Wikimedia Commons · </w:t>
             </w:r>
-            <w:hyperlink w:history="1" r:id="rIdadhthotuf6j8hnsfqaltj">
+            <w:hyperlink w:history="1" r:id="rId9yxzauslibnrzkomgzqe_">
               <w:r>
                 <w:rPr>
                   <w:rFonts w:ascii="Calibri" w:cs="Calibri" w:eastAsia="Calibri" w:hAnsi="Calibri"/>
@@ -18233,7 +18233,7 @@
               </w:rPr>
               <w:t xml:space="preserve">Foto: Ptrnc7965 · </w:t>
             </w:r>
-            <w:hyperlink w:history="1" r:id="rIdehldaeioscjqhkrdw7eqc">
+            <w:hyperlink w:history="1" r:id="rId6nzlf31amljyqiradrorw">
               <w:r>
                 <w:rPr>
                   <w:rFonts w:ascii="Calibri" w:cs="Calibri" w:eastAsia="Calibri" w:hAnsi="Calibri"/>
@@ -18253,7 +18253,7 @@
               </w:rPr>
               <w:t xml:space="preserve">, Wikimedia Commons · </w:t>
             </w:r>
-            <w:hyperlink w:history="1" r:id="rId7wdxwzsqsyio6bshnkkyq">
+            <w:hyperlink w:history="1" r:id="rIdildta10uggnhzyjeit3pu">
               <w:r>
                 <w:rPr>
                   <w:rFonts w:ascii="Calibri" w:cs="Calibri" w:eastAsia="Calibri" w:hAnsi="Calibri"/>
@@ -18784,7 +18784,7 @@
               </w:rPr>
               <w:t xml:space="preserve">Foto: Noel.guillet · </w:t>
             </w:r>
-            <w:hyperlink w:history="1" r:id="rIda0ayldmjdpx-ppp7tvq4u">
+            <w:hyperlink w:history="1" r:id="rIdpxmpcdas08gowigyyj18e">
               <w:r>
                 <w:rPr>
                   <w:rFonts w:ascii="Calibri" w:cs="Calibri" w:eastAsia="Calibri" w:hAnsi="Calibri"/>
@@ -18804,7 +18804,7 @@
               </w:rPr>
               <w:t xml:space="preserve">, Wikimedia Commons · </w:t>
             </w:r>
-            <w:hyperlink w:history="1" r:id="rIdakiqxn2f1n2q-pxwh2u64">
+            <w:hyperlink w:history="1" r:id="rIddglr-dse0imujaldyn74u">
               <w:r>
                 <w:rPr>
                   <w:rFonts w:ascii="Calibri" w:cs="Calibri" w:eastAsia="Calibri" w:hAnsi="Calibri"/>
@@ -18910,7 +18910,7 @@
               </w:rPr>
               <w:t xml:space="preserve">Foto: Rosier-HR · </w:t>
             </w:r>
-            <w:hyperlink w:history="1" r:id="rIdvdbrld4hov1irs0x1fmln">
+            <w:hyperlink w:history="1" r:id="rIdncdbysqb3bsp2uxpol5gu">
               <w:r>
                 <w:rPr>
                   <w:rFonts w:ascii="Calibri" w:cs="Calibri" w:eastAsia="Calibri" w:hAnsi="Calibri"/>
@@ -18930,7 +18930,7 @@
               </w:rPr>
               <w:t xml:space="preserve">, Wikimedia Commons · </w:t>
             </w:r>
-            <w:hyperlink w:history="1" r:id="rIdezqiklkte0krwpdhk-jni">
+            <w:hyperlink w:history="1" r:id="rIdpu4zc67ormjpbw6y9_au2">
               <w:r>
                 <w:rPr>
                   <w:rFonts w:ascii="Calibri" w:cs="Calibri" w:eastAsia="Calibri" w:hAnsi="Calibri"/>
@@ -19128,7 +19128,7 @@
         </w:rPr>
         <w:t xml:space="preserve">Foto: Slavko Stepanić · </w:t>
       </w:r>
-      <w:hyperlink w:history="1" r:id="rIdxteddtn0emt3mdkznmuks">
+      <w:hyperlink w:history="1" r:id="rIdgrxp-jiqw35y6-jswi2b0">
         <w:r>
           <w:rPr>
             <w:rFonts w:ascii="Calibri" w:cs="Calibri" w:eastAsia="Calibri" w:hAnsi="Calibri"/>
@@ -19148,7 +19148,7 @@
         </w:rPr>
         <w:t xml:space="preserve">, Wikimedia Commons · </w:t>
       </w:r>
-      <w:hyperlink w:history="1" r:id="rIdsrn5padz8b0f8xnlw2my3">
+      <w:hyperlink w:history="1" r:id="rIdxgz1xwpfkuao4hy8xzf2p">
         <w:r>
           <w:rPr>
             <w:rFonts w:ascii="Calibri" w:cs="Calibri" w:eastAsia="Calibri" w:hAnsi="Calibri"/>
@@ -19679,7 +19679,7 @@
         </w:rPr>
         <w:t xml:space="preserve">Foto: Pudelek · </w:t>
       </w:r>
-      <w:hyperlink w:history="1" r:id="rIdgko-75hpyqlikxanjlkhe">
+      <w:hyperlink w:history="1" r:id="rIdxins_uxjgdbr-btcbtyim">
         <w:r>
           <w:rPr>
             <w:rFonts w:ascii="Calibri" w:cs="Calibri" w:eastAsia="Calibri" w:hAnsi="Calibri"/>
@@ -19699,7 +19699,7 @@
         </w:rPr>
         <w:t xml:space="preserve">, Wikimedia Commons · </w:t>
       </w:r>
-      <w:hyperlink w:history="1" r:id="rIdttj-rwmviutrlyusgdygi">
+      <w:hyperlink w:history="1" r:id="rIdivimuzlxe-lwtd-eonzhl">
         <w:r>
           <w:rPr>
             <w:rFonts w:ascii="Calibri" w:cs="Calibri" w:eastAsia="Calibri" w:hAnsi="Calibri"/>
@@ -20400,7 +20400,7 @@
               </w:rPr>
               <w:t xml:space="preserve">Foto: Admiral Norton · </w:t>
             </w:r>
-            <w:hyperlink w:history="1" r:id="rIdriuy3mrpbsqiv45lk0tau">
+            <w:hyperlink w:history="1" r:id="rIdycizduyhirp7hfi1olitp">
               <w:r>
                 <w:rPr>
                   <w:rFonts w:ascii="Calibri" w:cs="Calibri" w:eastAsia="Calibri" w:hAnsi="Calibri"/>
@@ -20420,7 +20420,7 @@
               </w:rPr>
               <w:t xml:space="preserve">, Wikimedia Commons · </w:t>
             </w:r>
-            <w:hyperlink w:history="1" r:id="rIdhq4em1kqklyuz-xs0kjx3">
+            <w:hyperlink w:history="1" r:id="rIdvd45eo8rmd4myhemagmka">
               <w:r>
                 <w:rPr>
                   <w:rFonts w:ascii="Calibri" w:cs="Calibri" w:eastAsia="Calibri" w:hAnsi="Calibri"/>
@@ -20526,7 +20526,7 @@
               </w:rPr>
               <w:t xml:space="preserve">Foto: Bernard Gagnon · </w:t>
             </w:r>
-            <w:hyperlink w:history="1" r:id="rId8n4uhsp1ioqwmouzvltv_">
+            <w:hyperlink w:history="1" r:id="rIdbks5d2rl_nsr0bnilu1df">
               <w:r>
                 <w:rPr>
                   <w:rFonts w:ascii="Calibri" w:cs="Calibri" w:eastAsia="Calibri" w:hAnsi="Calibri"/>
@@ -20546,7 +20546,7 @@
               </w:rPr>
               <w:t xml:space="preserve">, Wikimedia Commons · </w:t>
             </w:r>
-            <w:hyperlink w:history="1" r:id="rIdbgnls9fpjin9zimkfc-c6">
+            <w:hyperlink w:history="1" r:id="rIdqvszuvomzrk2oq8nqitnm">
               <w:r>
                 <w:rPr>
                   <w:rFonts w:ascii="Calibri" w:cs="Calibri" w:eastAsia="Calibri" w:hAnsi="Calibri"/>
@@ -21033,7 +21033,7 @@
               </w:rPr>
               <w:t xml:space="preserve">Foto: Fred Romero from Paris, France · </w:t>
             </w:r>
-            <w:hyperlink w:history="1" r:id="rIdafvag34s04cxzds225zqp">
+            <w:hyperlink w:history="1" r:id="rId32mwf6cj-1frcbldvfo0y">
               <w:r>
                 <w:rPr>
                   <w:rFonts w:ascii="Calibri" w:cs="Calibri" w:eastAsia="Calibri" w:hAnsi="Calibri"/>
@@ -21053,7 +21053,7 @@
               </w:rPr>
               <w:t xml:space="preserve">, Wikimedia Commons · </w:t>
             </w:r>
-            <w:hyperlink w:history="1" r:id="rId_usobbjcuwxlxc8dw5cbw">
+            <w:hyperlink w:history="1" r:id="rIddjk4d62w_ak-hwksawji-">
               <w:r>
                 <w:rPr>
                   <w:rFonts w:ascii="Calibri" w:cs="Calibri" w:eastAsia="Calibri" w:hAnsi="Calibri"/>
@@ -21159,7 +21159,7 @@
               </w:rPr>
               <w:t xml:space="preserve">Foto: Modzzak · </w:t>
             </w:r>
-            <w:hyperlink w:history="1" r:id="rIdeeyddgei-dieoy7nh_7er">
+            <w:hyperlink w:history="1" r:id="rIdmkwr8jmcnpiihr1ubafuc">
               <w:r>
                 <w:rPr>
                   <w:rFonts w:ascii="Calibri" w:cs="Calibri" w:eastAsia="Calibri" w:hAnsi="Calibri"/>
@@ -21179,7 +21179,7 @@
               </w:rPr>
               <w:t xml:space="preserve">, Wikimedia Commons · </w:t>
             </w:r>
-            <w:hyperlink w:history="1" r:id="rIdhqzcd_0qktapfvuqt8ey5">
+            <w:hyperlink w:history="1" r:id="rIdcegz9_cp6q0wg_azle9ac">
               <w:r>
                 <w:rPr>
                   <w:rFonts w:ascii="Calibri" w:cs="Calibri" w:eastAsia="Calibri" w:hAnsi="Calibri"/>
@@ -22374,7 +22374,7 @@
               </w:rPr>
               <w:t xml:space="preserve">Foto: Unknown author Unknown author · </w:t>
             </w:r>
-            <w:hyperlink w:history="1" r:id="rIdm-3pw-gk9bosqllw-1ayj">
+            <w:hyperlink w:history="1" r:id="rId6iprwoicy1pcpptnwmfhp">
               <w:r>
                 <w:rPr>
                   <w:rFonts w:ascii="Calibri" w:cs="Calibri" w:eastAsia="Calibri" w:hAnsi="Calibri"/>
@@ -22489,7 +22489,7 @@
               </w:rPr>
               <w:t xml:space="preserve">Foto: Branko Radovanović · </w:t>
             </w:r>
-            <w:hyperlink w:history="1" r:id="rId8bledjt4lxi3aigxzgfmv">
+            <w:hyperlink w:history="1" r:id="rIduvcsvgaxygb8ojotujnyn">
               <w:r>
                 <w:rPr>
                   <w:rFonts w:ascii="Calibri" w:cs="Calibri" w:eastAsia="Calibri" w:hAnsi="Calibri"/>
@@ -22509,7 +22509,7 @@
               </w:rPr>
               <w:t xml:space="preserve">, Wikimedia Commons · </w:t>
             </w:r>
-            <w:hyperlink w:history="1" r:id="rIdwq61z7orfxau0flokjdg0">
+            <w:hyperlink w:history="1" r:id="rId3rdhawzgchz5x4hje7xjb">
               <w:r>
                 <w:rPr>
                   <w:rFonts w:ascii="Calibri" w:cs="Calibri" w:eastAsia="Calibri" w:hAnsi="Calibri"/>
@@ -22615,7 +22615,7 @@
               </w:rPr>
               <w:t xml:space="preserve">Foto: Andrej Šalov · </w:t>
             </w:r>
-            <w:hyperlink w:history="1" r:id="rId85vf4ogvzlshh0q5xnszi">
+            <w:hyperlink w:history="1" r:id="rIdrqkpokybt0hfd4nd2_6jn">
               <w:r>
                 <w:rPr>
                   <w:rFonts w:ascii="Calibri" w:cs="Calibri" w:eastAsia="Calibri" w:hAnsi="Calibri"/>
@@ -22635,7 +22635,7 @@
               </w:rPr>
               <w:t xml:space="preserve">, Wikimedia Commons · </w:t>
             </w:r>
-            <w:hyperlink w:history="1" r:id="rIdq3znlnnv-tboo_3m-00tu">
+            <w:hyperlink w:history="1" r:id="rIdj9ct6lubrekhgu1t0fnzy">
               <w:r>
                 <w:rPr>
                   <w:rFonts w:ascii="Calibri" w:cs="Calibri" w:eastAsia="Calibri" w:hAnsi="Calibri"/>
@@ -25422,7 +25422,7 @@
         </w:rPr>
         <w:t xml:space="preserve"> — </w:t>
       </w:r>
-      <w:hyperlink w:history="1" r:id="rIdlbxc7np9pyy_mnfvwpqdk">
+      <w:hyperlink w:history="1" r:id="rIdygphqzuuh9cj3idgav7kx">
         <w:r>
           <w:rPr>
             <w:rFonts w:ascii="Calibri" w:cs="Calibri" w:eastAsia="Calibri" w:hAnsi="Calibri"/>
@@ -25469,7 +25469,7 @@
         </w:rPr>
         <w:t xml:space="preserve"> — </w:t>
       </w:r>
-      <w:hyperlink w:history="1" r:id="rId5sresvcfhlpp3uocxpdkx">
+      <w:hyperlink w:history="1" r:id="rIdfw8n2tpwojjqmf74vrrzj">
         <w:r>
           <w:rPr>
             <w:rFonts w:ascii="Calibri" w:cs="Calibri" w:eastAsia="Calibri" w:hAnsi="Calibri"/>
@@ -25488,7 +25488,7 @@
         </w:rPr>
         <w:t xml:space="preserve"> · </w:t>
       </w:r>
-      <w:hyperlink w:history="1" r:id="rIdan_vaa9agqusngp4cgbu-">
+      <w:hyperlink w:history="1" r:id="rIdypaxp6htxe67txw4hmash">
         <w:r>
           <w:rPr>
             <w:rFonts w:ascii="Calibri" w:cs="Calibri" w:eastAsia="Calibri" w:hAnsi="Calibri"/>
@@ -25527,7 +25527,7 @@
         </w:rPr>
         <w:t xml:space="preserve"> — </w:t>
       </w:r>
-      <w:hyperlink w:history="1" r:id="rIdj9sptfevwt-j2d4jhygzh">
+      <w:hyperlink w:history="1" r:id="rIdrrqzethsvqnsdqjo0teab">
         <w:r>
           <w:rPr>
             <w:rFonts w:ascii="Calibri" w:cs="Calibri" w:eastAsia="Calibri" w:hAnsi="Calibri"/>
@@ -25546,7 +25546,7 @@
         </w:rPr>
         <w:t xml:space="preserve"> · </w:t>
       </w:r>
-      <w:hyperlink w:history="1" r:id="rIdf7erjciwmlcfwx-vbx5br">
+      <w:hyperlink w:history="1" r:id="rIdwj86_mdzjalagdycf8hch">
         <w:r>
           <w:rPr>
             <w:rFonts w:ascii="Calibri" w:cs="Calibri" w:eastAsia="Calibri" w:hAnsi="Calibri"/>
@@ -25585,7 +25585,7 @@
         </w:rPr>
         <w:t xml:space="preserve"> — </w:t>
       </w:r>
-      <w:hyperlink w:history="1" r:id="rIdg6j8e8hcngeiwzvzjqdff">
+      <w:hyperlink w:history="1" r:id="rIdtr2dbefo849wo77tqek8f">
         <w:r>
           <w:rPr>
             <w:rFonts w:ascii="Calibri" w:cs="Calibri" w:eastAsia="Calibri" w:hAnsi="Calibri"/>
@@ -25604,7 +25604,7 @@
         </w:rPr>
         <w:t xml:space="preserve"> · </w:t>
       </w:r>
-      <w:hyperlink w:history="1" r:id="rId3drw-sba0xdg4kg6qplpb">
+      <w:hyperlink w:history="1" r:id="rIdhkd5vyf0ckip0u8slsg4o">
         <w:r>
           <w:rPr>
             <w:rFonts w:ascii="Calibri" w:cs="Calibri" w:eastAsia="Calibri" w:hAnsi="Calibri"/>
@@ -25643,7 +25643,7 @@
         </w:rPr>
         <w:t xml:space="preserve"> — </w:t>
       </w:r>
-      <w:hyperlink w:history="1" r:id="rId6ge7gf2lk9q3bknyk-sg3">
+      <w:hyperlink w:history="1" r:id="rIdaw41py0qaiw2qysppn3gd">
         <w:r>
           <w:rPr>
             <w:rFonts w:ascii="Calibri" w:cs="Calibri" w:eastAsia="Calibri" w:hAnsi="Calibri"/>
@@ -25662,7 +25662,7 @@
         </w:rPr>
         <w:t xml:space="preserve"> · </w:t>
       </w:r>
-      <w:hyperlink w:history="1" r:id="rId97mzwyrd_inftbyotwtpq">
+      <w:hyperlink w:history="1" r:id="rIdk4ebmdq9l7u-a7_ugcrrg">
         <w:r>
           <w:rPr>
             <w:rFonts w:ascii="Calibri" w:cs="Calibri" w:eastAsia="Calibri" w:hAnsi="Calibri"/>
@@ -25701,7 +25701,7 @@
         </w:rPr>
         <w:t xml:space="preserve"> — </w:t>
       </w:r>
-      <w:hyperlink w:history="1" r:id="rIdxt0t6t4whyy6d4_pvqsgw">
+      <w:hyperlink w:history="1" r:id="rIda-l-ia-wpxm3qu5v4cb0w">
         <w:r>
           <w:rPr>
             <w:rFonts w:ascii="Calibri" w:cs="Calibri" w:eastAsia="Calibri" w:hAnsi="Calibri"/>
@@ -25720,7 +25720,7 @@
         </w:rPr>
         <w:t xml:space="preserve"> · </w:t>
       </w:r>
-      <w:hyperlink w:history="1" r:id="rIdz6zxj_gi4b6bermqwyq0t">
+      <w:hyperlink w:history="1" r:id="rIdo4-3kl6ztbxp_s63vgdqy">
         <w:r>
           <w:rPr>
             <w:rFonts w:ascii="Calibri" w:cs="Calibri" w:eastAsia="Calibri" w:hAnsi="Calibri"/>
@@ -25759,7 +25759,7 @@
         </w:rPr>
         <w:t xml:space="preserve"> — </w:t>
       </w:r>
-      <w:hyperlink w:history="1" r:id="rIdeco7i5dsr-j9yn9qnxsck">
+      <w:hyperlink w:history="1" r:id="rIdhwzmkpq78hfxw13pbsvqk">
         <w:r>
           <w:rPr>
             <w:rFonts w:ascii="Calibri" w:cs="Calibri" w:eastAsia="Calibri" w:hAnsi="Calibri"/>
@@ -25778,7 +25778,7 @@
         </w:rPr>
         <w:t xml:space="preserve"> · </w:t>
       </w:r>
-      <w:hyperlink w:history="1" r:id="rIdlesg2qfekpdeccugd4nbm">
+      <w:hyperlink w:history="1" r:id="rIdblowmvjntw4sr8k7dwyvm">
         <w:r>
           <w:rPr>
             <w:rFonts w:ascii="Calibri" w:cs="Calibri" w:eastAsia="Calibri" w:hAnsi="Calibri"/>
@@ -25817,7 +25817,7 @@
         </w:rPr>
         <w:t xml:space="preserve"> — </w:t>
       </w:r>
-      <w:hyperlink w:history="1" r:id="rIdbilrrq-2roxsfnqv55_at">
+      <w:hyperlink w:history="1" r:id="rId83qydxhxomibytvnjultl">
         <w:r>
           <w:rPr>
             <w:rFonts w:ascii="Calibri" w:cs="Calibri" w:eastAsia="Calibri" w:hAnsi="Calibri"/>
@@ -25836,7 +25836,7 @@
         </w:rPr>
         <w:t xml:space="preserve"> · </w:t>
       </w:r>
-      <w:hyperlink w:history="1" r:id="rIdlpmamkajxufjbuodvag-e">
+      <w:hyperlink w:history="1" r:id="rIdcan-g5olbgixzu5fafhxp">
         <w:r>
           <w:rPr>
             <w:rFonts w:ascii="Calibri" w:cs="Calibri" w:eastAsia="Calibri" w:hAnsi="Calibri"/>
@@ -25875,7 +25875,7 @@
         </w:rPr>
         <w:t xml:space="preserve"> — </w:t>
       </w:r>
-      <w:hyperlink w:history="1" r:id="rIdz_tqkwffh6hg8fndpwhgm">
+      <w:hyperlink w:history="1" r:id="rIdwcdw4eur675lzlqj1ac1b">
         <w:r>
           <w:rPr>
             <w:rFonts w:ascii="Calibri" w:cs="Calibri" w:eastAsia="Calibri" w:hAnsi="Calibri"/>
@@ -25894,7 +25894,7 @@
         </w:rPr>
         <w:t xml:space="preserve"> · </w:t>
       </w:r>
-      <w:hyperlink w:history="1" r:id="rIdpjdkwm36vk9v5f82rvp4r">
+      <w:hyperlink w:history="1" r:id="rIdxab6w7vkdz_kbskpkpehs">
         <w:r>
           <w:rPr>
             <w:rFonts w:ascii="Calibri" w:cs="Calibri" w:eastAsia="Calibri" w:hAnsi="Calibri"/>
@@ -25933,7 +25933,7 @@
         </w:rPr>
         <w:t xml:space="preserve"> — </w:t>
       </w:r>
-      <w:hyperlink w:history="1" r:id="rIdtvuvmxhe3nqwg4cczlxuf">
+      <w:hyperlink w:history="1" r:id="rIdpixkoe3rtzewlarkfynek">
         <w:r>
           <w:rPr>
             <w:rFonts w:ascii="Calibri" w:cs="Calibri" w:eastAsia="Calibri" w:hAnsi="Calibri"/>
@@ -25952,7 +25952,7 @@
         </w:rPr>
         <w:t xml:space="preserve"> · </w:t>
       </w:r>
-      <w:hyperlink w:history="1" r:id="rIdxs4wuzdw1jd5jqovf9nsa">
+      <w:hyperlink w:history="1" r:id="rId8efpvdudlunlypk3z9kt-">
         <w:r>
           <w:rPr>
             <w:rFonts w:ascii="Calibri" w:cs="Calibri" w:eastAsia="Calibri" w:hAnsi="Calibri"/>
@@ -25991,7 +25991,7 @@
         </w:rPr>
         <w:t xml:space="preserve"> — </w:t>
       </w:r>
-      <w:hyperlink w:history="1" r:id="rIdxpd4rfzws4ha99axhgbd6">
+      <w:hyperlink w:history="1" r:id="rId76ptv_ky12fjinvwiex4d">
         <w:r>
           <w:rPr>
             <w:rFonts w:ascii="Calibri" w:cs="Calibri" w:eastAsia="Calibri" w:hAnsi="Calibri"/>
@@ -26010,7 +26010,7 @@
         </w:rPr>
         <w:t xml:space="preserve"> · </w:t>
       </w:r>
-      <w:hyperlink w:history="1" r:id="rIdreofa2vveuge-v1hlkqf2">
+      <w:hyperlink w:history="1" r:id="rIdxaj5k6ic-gymcamdpkldw">
         <w:r>
           <w:rPr>
             <w:rFonts w:ascii="Calibri" w:cs="Calibri" w:eastAsia="Calibri" w:hAnsi="Calibri"/>
@@ -26049,7 +26049,7 @@
         </w:rPr>
         <w:t xml:space="preserve"> — </w:t>
       </w:r>
-      <w:hyperlink w:history="1" r:id="rIduiyp4x8gue6bofclstcqy">
+      <w:hyperlink w:history="1" r:id="rIdth3swv01dr6vk9ab7scuu">
         <w:r>
           <w:rPr>
             <w:rFonts w:ascii="Calibri" w:cs="Calibri" w:eastAsia="Calibri" w:hAnsi="Calibri"/>
@@ -26068,7 +26068,7 @@
         </w:rPr>
         <w:t xml:space="preserve"> · </w:t>
       </w:r>
-      <w:hyperlink w:history="1" r:id="rIdzhurbt9qgv13kzgi2mcte">
+      <w:hyperlink w:history="1" r:id="rIdvooqzahp2aqi6qjmgfm2l">
         <w:r>
           <w:rPr>
             <w:rFonts w:ascii="Calibri" w:cs="Calibri" w:eastAsia="Calibri" w:hAnsi="Calibri"/>
@@ -26107,7 +26107,7 @@
         </w:rPr>
         <w:t xml:space="preserve"> — </w:t>
       </w:r>
-      <w:hyperlink w:history="1" r:id="rIddbsvo24uvkv7ivk7lzvwh">
+      <w:hyperlink w:history="1" r:id="rId-0zvvmd0o-tm4tcbaz5t0">
         <w:r>
           <w:rPr>
             <w:rFonts w:ascii="Calibri" w:cs="Calibri" w:eastAsia="Calibri" w:hAnsi="Calibri"/>
@@ -26126,7 +26126,7 @@
         </w:rPr>
         <w:t xml:space="preserve"> · </w:t>
       </w:r>
-      <w:hyperlink w:history="1" r:id="rIdpwnm6o8sgfpedrfnpzhza">
+      <w:hyperlink w:history="1" r:id="rIdxgfpasdd8d9ze44abihok">
         <w:r>
           <w:rPr>
             <w:rFonts w:ascii="Calibri" w:cs="Calibri" w:eastAsia="Calibri" w:hAnsi="Calibri"/>
@@ -26165,7 +26165,7 @@
         </w:rPr>
         <w:t xml:space="preserve"> — </w:t>
       </w:r>
-      <w:hyperlink w:history="1" r:id="rIdihxywx9qcjkuffkjqah-w">
+      <w:hyperlink w:history="1" r:id="rIdft2nq83hxsokqr1o2fc7e">
         <w:r>
           <w:rPr>
             <w:rFonts w:ascii="Calibri" w:cs="Calibri" w:eastAsia="Calibri" w:hAnsi="Calibri"/>
@@ -26184,7 +26184,7 @@
         </w:rPr>
         <w:t xml:space="preserve"> · </w:t>
       </w:r>
-      <w:hyperlink w:history="1" r:id="rIdyygh1mmeajcr8kecozurv">
+      <w:hyperlink w:history="1" r:id="rIdi3zwsnbj1khissc_nayon">
         <w:r>
           <w:rPr>
             <w:rFonts w:ascii="Calibri" w:cs="Calibri" w:eastAsia="Calibri" w:hAnsi="Calibri"/>
@@ -26223,7 +26223,7 @@
         </w:rPr>
         <w:t xml:space="preserve"> — </w:t>
       </w:r>
-      <w:hyperlink w:history="1" r:id="rIdzgqusckislv-ueet8ydo7">
+      <w:hyperlink w:history="1" r:id="rIdpdqqxo-hafbk02y0wowss">
         <w:r>
           <w:rPr>
             <w:rFonts w:ascii="Calibri" w:cs="Calibri" w:eastAsia="Calibri" w:hAnsi="Calibri"/>
@@ -26242,7 +26242,7 @@
         </w:rPr>
         <w:t xml:space="preserve"> · </w:t>
       </w:r>
-      <w:hyperlink w:history="1" r:id="rIdjindsoufhwlptheavmdr6">
+      <w:hyperlink w:history="1" r:id="rIdbpo5yvwjvmednaoj8mory">
         <w:r>
           <w:rPr>
             <w:rFonts w:ascii="Calibri" w:cs="Calibri" w:eastAsia="Calibri" w:hAnsi="Calibri"/>
@@ -26281,7 +26281,7 @@
         </w:rPr>
         <w:t xml:space="preserve"> — </w:t>
       </w:r>
-      <w:hyperlink w:history="1" r:id="rId235j_im2rkcfsu9-2od6s">
+      <w:hyperlink w:history="1" r:id="rIdreid0fnjtdyzvzxg1hqoh">
         <w:r>
           <w:rPr>
             <w:rFonts w:ascii="Calibri" w:cs="Calibri" w:eastAsia="Calibri" w:hAnsi="Calibri"/>
@@ -26300,7 +26300,7 @@
         </w:rPr>
         <w:t xml:space="preserve"> · </w:t>
       </w:r>
-      <w:hyperlink w:history="1" r:id="rId0cw-fezrpg7nnf9wcujs3">
+      <w:hyperlink w:history="1" r:id="rIdbudtbtvm8mhwa_xrmrqgp">
         <w:r>
           <w:rPr>
             <w:rFonts w:ascii="Calibri" w:cs="Calibri" w:eastAsia="Calibri" w:hAnsi="Calibri"/>
@@ -26339,7 +26339,7 @@
         </w:rPr>
         <w:t xml:space="preserve"> — </w:t>
       </w:r>
-      <w:hyperlink w:history="1" r:id="rIdh1qd8egtnij2wkcbzfi-x">
+      <w:hyperlink w:history="1" r:id="rIdjs7wklfmwqjfb5kj6ai8-">
         <w:r>
           <w:rPr>
             <w:rFonts w:ascii="Calibri" w:cs="Calibri" w:eastAsia="Calibri" w:hAnsi="Calibri"/>
@@ -26358,7 +26358,7 @@
         </w:rPr>
         <w:t xml:space="preserve"> · </w:t>
       </w:r>
-      <w:hyperlink w:history="1" r:id="rId3-drdqg4pn5zkqfhuutgp">
+      <w:hyperlink w:history="1" r:id="rId_v1plbng6i0b5ihqjx_kj">
         <w:r>
           <w:rPr>
             <w:rFonts w:ascii="Calibri" w:cs="Calibri" w:eastAsia="Calibri" w:hAnsi="Calibri"/>
@@ -26397,7 +26397,7 @@
         </w:rPr>
         <w:t xml:space="preserve"> — </w:t>
       </w:r>
-      <w:hyperlink w:history="1" r:id="rId7y0_78q0gqldo2jobdxbt">
+      <w:hyperlink w:history="1" r:id="rIdu7dstxvmrdznwxzlymo4f">
         <w:r>
           <w:rPr>
             <w:rFonts w:ascii="Calibri" w:cs="Calibri" w:eastAsia="Calibri" w:hAnsi="Calibri"/>
@@ -26416,7 +26416,7 @@
         </w:rPr>
         <w:t xml:space="preserve"> · </w:t>
       </w:r>
-      <w:hyperlink w:history="1" r:id="rId2vxiqypfwl-od2wyh6pp6">
+      <w:hyperlink w:history="1" r:id="rIdzlnrz_xckbiu-nnhl7dxs">
         <w:r>
           <w:rPr>
             <w:rFonts w:ascii="Calibri" w:cs="Calibri" w:eastAsia="Calibri" w:hAnsi="Calibri"/>
@@ -26455,7 +26455,7 @@
         </w:rPr>
         <w:t xml:space="preserve"> — </w:t>
       </w:r>
-      <w:hyperlink w:history="1" r:id="rIdmz38pxbiqvirwi-ryyb7s">
+      <w:hyperlink w:history="1" r:id="rIdzfrxiemzpf--xtm-6p6cl">
         <w:r>
           <w:rPr>
             <w:rFonts w:ascii="Calibri" w:cs="Calibri" w:eastAsia="Calibri" w:hAnsi="Calibri"/>
@@ -26474,7 +26474,7 @@
         </w:rPr>
         <w:t xml:space="preserve"> · </w:t>
       </w:r>
-      <w:hyperlink w:history="1" r:id="rIdn7cx3l57igsipikaybnap">
+      <w:hyperlink w:history="1" r:id="rIduopbqolj1srluz76trbh1">
         <w:r>
           <w:rPr>
             <w:rFonts w:ascii="Calibri" w:cs="Calibri" w:eastAsia="Calibri" w:hAnsi="Calibri"/>
@@ -26513,7 +26513,7 @@
         </w:rPr>
         <w:t xml:space="preserve"> — </w:t>
       </w:r>
-      <w:hyperlink w:history="1" r:id="rIdrw0tbauwmaj3u_e-enilb">
+      <w:hyperlink w:history="1" r:id="rId5sb0jg3fwass9yxncio3_">
         <w:r>
           <w:rPr>
             <w:rFonts w:ascii="Calibri" w:cs="Calibri" w:eastAsia="Calibri" w:hAnsi="Calibri"/>
@@ -26532,7 +26532,7 @@
         </w:rPr>
         <w:t xml:space="preserve"> · </w:t>
       </w:r>
-      <w:hyperlink w:history="1" r:id="rIdnhoqkd7ams8exgp3zc_r5">
+      <w:hyperlink w:history="1" r:id="rIdurmcl8lrck5bjiw8f68pw">
         <w:r>
           <w:rPr>
             <w:rFonts w:ascii="Calibri" w:cs="Calibri" w:eastAsia="Calibri" w:hAnsi="Calibri"/>
@@ -26571,7 +26571,7 @@
         </w:rPr>
         <w:t xml:space="preserve"> — </w:t>
       </w:r>
-      <w:hyperlink w:history="1" r:id="rIdmwlhgcvxru5kqnmdx8pra">
+      <w:hyperlink w:history="1" r:id="rIdyknilo6jsrpf1mwhupgoc">
         <w:r>
           <w:rPr>
             <w:rFonts w:ascii="Calibri" w:cs="Calibri" w:eastAsia="Calibri" w:hAnsi="Calibri"/>
@@ -26590,7 +26590,7 @@
         </w:rPr>
         <w:t xml:space="preserve"> · </w:t>
       </w:r>
-      <w:hyperlink w:history="1" r:id="rId7lfxcveztvrempcynsusc">
+      <w:hyperlink w:history="1" r:id="rId-fb1vm_zptkfuebz96abi">
         <w:r>
           <w:rPr>
             <w:rFonts w:ascii="Calibri" w:cs="Calibri" w:eastAsia="Calibri" w:hAnsi="Calibri"/>
@@ -26629,7 +26629,7 @@
         </w:rPr>
         <w:t xml:space="preserve"> — </w:t>
       </w:r>
-      <w:hyperlink w:history="1" r:id="rIdhn624erh7ij54nvsu40uq">
+      <w:hyperlink w:history="1" r:id="rId2bstxfsalky5vxp9hp1z-">
         <w:r>
           <w:rPr>
             <w:rFonts w:ascii="Calibri" w:cs="Calibri" w:eastAsia="Calibri" w:hAnsi="Calibri"/>
@@ -26648,7 +26648,7 @@
         </w:rPr>
         <w:t xml:space="preserve"> · </w:t>
       </w:r>
-      <w:hyperlink w:history="1" r:id="rIdhfm6pdmvec6zlrwwsjqwg">
+      <w:hyperlink w:history="1" r:id="rIdixozvuygjaobtunc_hh-l">
         <w:r>
           <w:rPr>
             <w:rFonts w:ascii="Calibri" w:cs="Calibri" w:eastAsia="Calibri" w:hAnsi="Calibri"/>
@@ -26687,7 +26687,7 @@
         </w:rPr>
         <w:t xml:space="preserve"> — </w:t>
       </w:r>
-      <w:hyperlink w:history="1" r:id="rIdrzyqvyxgydvvdrotdlqat">
+      <w:hyperlink w:history="1" r:id="rIdvdbu4rbpbymzuz6zr4hzj">
         <w:r>
           <w:rPr>
             <w:rFonts w:ascii="Calibri" w:cs="Calibri" w:eastAsia="Calibri" w:hAnsi="Calibri"/>
@@ -26706,7 +26706,7 @@
         </w:rPr>
         <w:t xml:space="preserve"> · </w:t>
       </w:r>
-      <w:hyperlink w:history="1" r:id="rIdrjvawmuswnylvvftch3w-">
+      <w:hyperlink w:history="1" r:id="rId3q6q40ex7jrxqoebrxqyy">
         <w:r>
           <w:rPr>
             <w:rFonts w:ascii="Calibri" w:cs="Calibri" w:eastAsia="Calibri" w:hAnsi="Calibri"/>
@@ -26745,7 +26745,7 @@
         </w:rPr>
         <w:t xml:space="preserve"> — </w:t>
       </w:r>
-      <w:hyperlink w:history="1" r:id="rIdninkv3bko078kurqt27tg">
+      <w:hyperlink w:history="1" r:id="rIdiz0cbdcnzmhuswn9azrrf">
         <w:r>
           <w:rPr>
             <w:rFonts w:ascii="Calibri" w:cs="Calibri" w:eastAsia="Calibri" w:hAnsi="Calibri"/>
@@ -26764,7 +26764,7 @@
         </w:rPr>
         <w:t xml:space="preserve"> · </w:t>
       </w:r>
-      <w:hyperlink w:history="1" r:id="rIdpsv9q8wicpzpqfuyvfoaa">
+      <w:hyperlink w:history="1" r:id="rId_6sdmjiaocw5vqgvhdvxb">
         <w:r>
           <w:rPr>
             <w:rFonts w:ascii="Calibri" w:cs="Calibri" w:eastAsia="Calibri" w:hAnsi="Calibri"/>
@@ -26803,7 +26803,7 @@
         </w:rPr>
         <w:t xml:space="preserve"> — </w:t>
       </w:r>
-      <w:hyperlink w:history="1" r:id="rIdlr9uxblt9975-dfgztwiw">
+      <w:hyperlink w:history="1" r:id="rIdj4_aovqpreuev_eufuox7">
         <w:r>
           <w:rPr>
             <w:rFonts w:ascii="Calibri" w:cs="Calibri" w:eastAsia="Calibri" w:hAnsi="Calibri"/>
@@ -26822,7 +26822,7 @@
         </w:rPr>
         <w:t xml:space="preserve"> · </w:t>
       </w:r>
-      <w:hyperlink w:history="1" r:id="rIdu0adc-rjnv7_3bib7d8sl">
+      <w:hyperlink w:history="1" r:id="rIdogj3q0bbgxnbqzhscjsur">
         <w:r>
           <w:rPr>
             <w:rFonts w:ascii="Calibri" w:cs="Calibri" w:eastAsia="Calibri" w:hAnsi="Calibri"/>
@@ -26861,7 +26861,7 @@
         </w:rPr>
         <w:t xml:space="preserve"> — </w:t>
       </w:r>
-      <w:hyperlink w:history="1" r:id="rIdxqqacuzwr-ohosgnuilfn">
+      <w:hyperlink w:history="1" r:id="rIdv9r-fc4pcgpmeub3dh7lv">
         <w:r>
           <w:rPr>
             <w:rFonts w:ascii="Calibri" w:cs="Calibri" w:eastAsia="Calibri" w:hAnsi="Calibri"/>
@@ -26880,7 +26880,7 @@
         </w:rPr>
         <w:t xml:space="preserve"> · </w:t>
       </w:r>
-      <w:hyperlink w:history="1" r:id="rId7u2q4aeyijdc1irryishm">
+      <w:hyperlink w:history="1" r:id="rId6ypgrjhckwpg36xuagysl">
         <w:r>
           <w:rPr>
             <w:rFonts w:ascii="Calibri" w:cs="Calibri" w:eastAsia="Calibri" w:hAnsi="Calibri"/>
@@ -26919,7 +26919,7 @@
         </w:rPr>
         <w:t xml:space="preserve"> — </w:t>
       </w:r>
-      <w:hyperlink w:history="1" r:id="rIdc2nfvwuld-uu700rqmilw">
+      <w:hyperlink w:history="1" r:id="rId8aon7qemipbw5kitwsoll">
         <w:r>
           <w:rPr>
             <w:rFonts w:ascii="Calibri" w:cs="Calibri" w:eastAsia="Calibri" w:hAnsi="Calibri"/>
@@ -26938,7 +26938,7 @@
         </w:rPr>
         <w:t xml:space="preserve"> · </w:t>
       </w:r>
-      <w:hyperlink w:history="1" r:id="rIdxv_rk8pux5jqhneyoal1b">
+      <w:hyperlink w:history="1" r:id="rId_pzyw8hmq09m7yuafv5sf">
         <w:r>
           <w:rPr>
             <w:rFonts w:ascii="Calibri" w:cs="Calibri" w:eastAsia="Calibri" w:hAnsi="Calibri"/>
@@ -26977,7 +26977,7 @@
         </w:rPr>
         <w:t xml:space="preserve"> — </w:t>
       </w:r>
-      <w:hyperlink w:history="1" r:id="rIdd8vdwsr1e8vmnu4h1mlaq">
+      <w:hyperlink w:history="1" r:id="rId10ueds8j02qome29ze8gs">
         <w:r>
           <w:rPr>
             <w:rFonts w:ascii="Calibri" w:cs="Calibri" w:eastAsia="Calibri" w:hAnsi="Calibri"/>
@@ -26996,7 +26996,7 @@
         </w:rPr>
         <w:t xml:space="preserve"> · </w:t>
       </w:r>
-      <w:hyperlink w:history="1" r:id="rIdvpz30thjs9kyj3w7kkemv">
+      <w:hyperlink w:history="1" r:id="rIdoobswxpu3f6jnbl8lwoeo">
         <w:r>
           <w:rPr>
             <w:rFonts w:ascii="Calibri" w:cs="Calibri" w:eastAsia="Calibri" w:hAnsi="Calibri"/>
@@ -27035,7 +27035,7 @@
         </w:rPr>
         <w:t xml:space="preserve"> — </w:t>
       </w:r>
-      <w:hyperlink w:history="1" r:id="rIdbsf5w2ej12ctjq7hc8ntn">
+      <w:hyperlink w:history="1" r:id="rIdetuqdorkwpygflrafeupr">
         <w:r>
           <w:rPr>
             <w:rFonts w:ascii="Calibri" w:cs="Calibri" w:eastAsia="Calibri" w:hAnsi="Calibri"/>
@@ -27054,7 +27054,7 @@
         </w:rPr>
         <w:t xml:space="preserve"> · </w:t>
       </w:r>
-      <w:hyperlink w:history="1" r:id="rId8pcesluikgw1-hyh2h7km">
+      <w:hyperlink w:history="1" r:id="rIdztviinyrymff3ykbpwex2">
         <w:r>
           <w:rPr>
             <w:rFonts w:ascii="Calibri" w:cs="Calibri" w:eastAsia="Calibri" w:hAnsi="Calibri"/>
@@ -27093,7 +27093,7 @@
         </w:rPr>
         <w:t xml:space="preserve"> — </w:t>
       </w:r>
-      <w:hyperlink w:history="1" r:id="rIdtbtvxy7r0ofhcjo4dhvct">
+      <w:hyperlink w:history="1" r:id="rIddseq41fdytlq3wm3p9pkw">
         <w:r>
           <w:rPr>
             <w:rFonts w:ascii="Calibri" w:cs="Calibri" w:eastAsia="Calibri" w:hAnsi="Calibri"/>
@@ -27112,7 +27112,7 @@
         </w:rPr>
         <w:t xml:space="preserve"> · </w:t>
       </w:r>
-      <w:hyperlink w:history="1" r:id="rIdniiasdtkzlgf_5ywiunmu">
+      <w:hyperlink w:history="1" r:id="rId-qgiae4o8cvtc6p074suh">
         <w:r>
           <w:rPr>
             <w:rFonts w:ascii="Calibri" w:cs="Calibri" w:eastAsia="Calibri" w:hAnsi="Calibri"/>
@@ -27151,7 +27151,7 @@
         </w:rPr>
         <w:t xml:space="preserve"> — </w:t>
       </w:r>
-      <w:hyperlink w:history="1" r:id="rIdmit77oallycfj77wno6ur">
+      <w:hyperlink w:history="1" r:id="rIdtolkhcp1sc_v_msuumcvm">
         <w:r>
           <w:rPr>
             <w:rFonts w:ascii="Calibri" w:cs="Calibri" w:eastAsia="Calibri" w:hAnsi="Calibri"/>
@@ -27170,7 +27170,7 @@
         </w:rPr>
         <w:t xml:space="preserve"> · </w:t>
       </w:r>
-      <w:hyperlink w:history="1" r:id="rIdi843pqrfhr9dymx8j9xzr">
+      <w:hyperlink w:history="1" r:id="rIdthj6lxzltf7jpqczrikj9">
         <w:r>
           <w:rPr>
             <w:rFonts w:ascii="Calibri" w:cs="Calibri" w:eastAsia="Calibri" w:hAnsi="Calibri"/>
@@ -27209,7 +27209,7 @@
         </w:rPr>
         <w:t xml:space="preserve"> — </w:t>
       </w:r>
-      <w:hyperlink w:history="1" r:id="rIddvj-jv6mdmvnlok2p-pce">
+      <w:hyperlink w:history="1" r:id="rId0enfbevsvcjhfimymmdus">
         <w:r>
           <w:rPr>
             <w:rFonts w:ascii="Calibri" w:cs="Calibri" w:eastAsia="Calibri" w:hAnsi="Calibri"/>
@@ -27228,7 +27228,7 @@
         </w:rPr>
         <w:t xml:space="preserve"> · </w:t>
       </w:r>
-      <w:hyperlink w:history="1" r:id="rIduwmz8zxkbfpaixy90tkww">
+      <w:hyperlink w:history="1" r:id="rIdvueudrzt2u399ffa4x-po">
         <w:r>
           <w:rPr>
             <w:rFonts w:ascii="Calibri" w:cs="Calibri" w:eastAsia="Calibri" w:hAnsi="Calibri"/>
@@ -27267,7 +27267,7 @@
         </w:rPr>
         <w:t xml:space="preserve"> — </w:t>
       </w:r>
-      <w:hyperlink w:history="1" r:id="rIddnsuked8w9iaiho3gpqc_">
+      <w:hyperlink w:history="1" r:id="rIdtwxkdg4yfrpv7izesijyo">
         <w:r>
           <w:rPr>
             <w:rFonts w:ascii="Calibri" w:cs="Calibri" w:eastAsia="Calibri" w:hAnsi="Calibri"/>
@@ -27286,7 +27286,7 @@
         </w:rPr>
         <w:t xml:space="preserve"> · </w:t>
       </w:r>
-      <w:hyperlink w:history="1" r:id="rId8o1fi4xkzfqmo3dfue10v">
+      <w:hyperlink w:history="1" r:id="rIdsdh5alljrp1wz9mey_jnx">
         <w:r>
           <w:rPr>
             <w:rFonts w:ascii="Calibri" w:cs="Calibri" w:eastAsia="Calibri" w:hAnsi="Calibri"/>
@@ -27325,7 +27325,7 @@
         </w:rPr>
         <w:t xml:space="preserve"> — </w:t>
       </w:r>
-      <w:hyperlink w:history="1" r:id="rId1xz8qtzpedkunlm4ldobw">
+      <w:hyperlink w:history="1" r:id="rIdsrjgwzi_4owygg3t2vt4i">
         <w:r>
           <w:rPr>
             <w:rFonts w:ascii="Calibri" w:cs="Calibri" w:eastAsia="Calibri" w:hAnsi="Calibri"/>
@@ -27344,7 +27344,7 @@
         </w:rPr>
         <w:t xml:space="preserve"> · </w:t>
       </w:r>
-      <w:hyperlink w:history="1" r:id="rIdgdohihq1jm6tve1cepo7r">
+      <w:hyperlink w:history="1" r:id="rIdwvav85ee0v7c0_i08knfa">
         <w:r>
           <w:rPr>
             <w:rFonts w:ascii="Calibri" w:cs="Calibri" w:eastAsia="Calibri" w:hAnsi="Calibri"/>
@@ -27383,7 +27383,7 @@
         </w:rPr>
         <w:t xml:space="preserve"> — </w:t>
       </w:r>
-      <w:hyperlink w:history="1" r:id="rIdrq98pppo8zlkxzi9uqqgy">
+      <w:hyperlink w:history="1" r:id="rIddwsk6kxjgfdgg3o7l7h8j">
         <w:r>
           <w:rPr>
             <w:rFonts w:ascii="Calibri" w:cs="Calibri" w:eastAsia="Calibri" w:hAnsi="Calibri"/>
@@ -27430,7 +27430,7 @@
         </w:rPr>
         <w:t xml:space="preserve"> — </w:t>
       </w:r>
-      <w:hyperlink w:history="1" r:id="rIdbwtzc4wr2hg3vz7o9zehr">
+      <w:hyperlink w:history="1" r:id="rIdsu4-i6xnnrikp6zgwpz_c">
         <w:r>
           <w:rPr>
             <w:rFonts w:ascii="Calibri" w:cs="Calibri" w:eastAsia="Calibri" w:hAnsi="Calibri"/>
@@ -27449,7 +27449,7 @@
         </w:rPr>
         <w:t xml:space="preserve"> · </w:t>
       </w:r>
-      <w:hyperlink w:history="1" r:id="rIdmm7ectpo34augwypfanil">
+      <w:hyperlink w:history="1" r:id="rIdcn_5qrgmeyuczjfwwpv54">
         <w:r>
           <w:rPr>
             <w:rFonts w:ascii="Calibri" w:cs="Calibri" w:eastAsia="Calibri" w:hAnsi="Calibri"/>
@@ -27488,7 +27488,7 @@
         </w:rPr>
         <w:t xml:space="preserve"> — </w:t>
       </w:r>
-      <w:hyperlink w:history="1" r:id="rIdulcmk8iafniadsojac6cc">
+      <w:hyperlink w:history="1" r:id="rIdmejylvxtl-nx0lu8vamdh">
         <w:r>
           <w:rPr>
             <w:rFonts w:ascii="Calibri" w:cs="Calibri" w:eastAsia="Calibri" w:hAnsi="Calibri"/>
@@ -27507,7 +27507,7 @@
         </w:rPr>
         <w:t xml:space="preserve"> · </w:t>
       </w:r>
-      <w:hyperlink w:history="1" r:id="rIdxvt8kv5kf9xa9uxrj0zdr">
+      <w:hyperlink w:history="1" r:id="rId4ohbsv3wgonzfl6ohtxpz">
         <w:r>
           <w:rPr>
             <w:rFonts w:ascii="Calibri" w:cs="Calibri" w:eastAsia="Calibri" w:hAnsi="Calibri"/>
@@ -27546,7 +27546,7 @@
         </w:rPr>
         <w:t xml:space="preserve"> — </w:t>
       </w:r>
-      <w:hyperlink w:history="1" r:id="rId0zdye2zm7ahkurprlhm76">
+      <w:hyperlink w:history="1" r:id="rIdnaxkpof3il2sshqg3drco">
         <w:r>
           <w:rPr>
             <w:rFonts w:ascii="Calibri" w:cs="Calibri" w:eastAsia="Calibri" w:hAnsi="Calibri"/>
@@ -27565,7 +27565,7 @@
         </w:rPr>
         <w:t xml:space="preserve"> · </w:t>
       </w:r>
-      <w:hyperlink w:history="1" r:id="rIdokujmhdrqyua1jzffi0ew">
+      <w:hyperlink w:history="1" r:id="rId0elach-nhqoojmhwr4wil">
         <w:r>
           <w:rPr>
             <w:rFonts w:ascii="Calibri" w:cs="Calibri" w:eastAsia="Calibri" w:hAnsi="Calibri"/>
@@ -27604,7 +27604,7 @@
         </w:rPr>
         <w:t xml:space="preserve"> — </w:t>
       </w:r>
-      <w:hyperlink w:history="1" r:id="rIdp03ytx5ag1uueuuwnohgn">
+      <w:hyperlink w:history="1" r:id="rIdccnzg_mxcgqnruofngm4l">
         <w:r>
           <w:rPr>
             <w:rFonts w:ascii="Calibri" w:cs="Calibri" w:eastAsia="Calibri" w:hAnsi="Calibri"/>
@@ -27623,7 +27623,7 @@
         </w:rPr>
         <w:t xml:space="preserve"> · </w:t>
       </w:r>
-      <w:hyperlink w:history="1" r:id="rId2scyromg8ykpx4wkhxwr1">
+      <w:hyperlink w:history="1" r:id="rId9exmohe9dueqshk-7fmmj">
         <w:r>
           <w:rPr>
             <w:rFonts w:ascii="Calibri" w:cs="Calibri" w:eastAsia="Calibri" w:hAnsi="Calibri"/>
@@ -27662,7 +27662,7 @@
         </w:rPr>
         <w:t xml:space="preserve"> — </w:t>
       </w:r>
-      <w:hyperlink w:history="1" r:id="rIdd8zydhbfy2tm2ojz0wwbz">
+      <w:hyperlink w:history="1" r:id="rIdxnbz1i-cq-uwvlkdiht5g">
         <w:r>
           <w:rPr>
             <w:rFonts w:ascii="Calibri" w:cs="Calibri" w:eastAsia="Calibri" w:hAnsi="Calibri"/>
@@ -27681,7 +27681,7 @@
         </w:rPr>
         <w:t xml:space="preserve"> · </w:t>
       </w:r>
-      <w:hyperlink w:history="1" r:id="rIdaro_6s3dxav8vliooigcy">
+      <w:hyperlink w:history="1" r:id="rId2hjw8w30wb4oxmji9qixt">
         <w:r>
           <w:rPr>
             <w:rFonts w:ascii="Calibri" w:cs="Calibri" w:eastAsia="Calibri" w:hAnsi="Calibri"/>
@@ -27720,7 +27720,7 @@
         </w:rPr>
         <w:t xml:space="preserve"> — </w:t>
       </w:r>
-      <w:hyperlink w:history="1" r:id="rIdr2seavf6tl5-f9i51lzkp">
+      <w:hyperlink w:history="1" r:id="rIdzmtmlf-ma9gvq70dnrq1-">
         <w:r>
           <w:rPr>
             <w:rFonts w:ascii="Calibri" w:cs="Calibri" w:eastAsia="Calibri" w:hAnsi="Calibri"/>
@@ -27739,7 +27739,7 @@
         </w:rPr>
         <w:t xml:space="preserve"> · </w:t>
       </w:r>
-      <w:hyperlink w:history="1" r:id="rIdjdayplqdhimvy1pmnw6s-">
+      <w:hyperlink w:history="1" r:id="rIdggpz_hsorvq0nb6zwty-k">
         <w:r>
           <w:rPr>
             <w:rFonts w:ascii="Calibri" w:cs="Calibri" w:eastAsia="Calibri" w:hAnsi="Calibri"/>
@@ -27778,7 +27778,7 @@
         </w:rPr>
         <w:t xml:space="preserve"> — </w:t>
       </w:r>
-      <w:hyperlink w:history="1" r:id="rIdwfmokwkbme6wpxjlphzgv">
+      <w:hyperlink w:history="1" r:id="rIdpztxvlsnufhy1pjktsqvt">
         <w:r>
           <w:rPr>
             <w:rFonts w:ascii="Calibri" w:cs="Calibri" w:eastAsia="Calibri" w:hAnsi="Calibri"/>
@@ -27797,7 +27797,7 @@
         </w:rPr>
         <w:t xml:space="preserve"> · </w:t>
       </w:r>
-      <w:hyperlink w:history="1" r:id="rIdycl5n6enxs5rw6nn8lzoa">
+      <w:hyperlink w:history="1" r:id="rIdxheilhitgwz-jh_lwljlw">
         <w:r>
           <w:rPr>
             <w:rFonts w:ascii="Calibri" w:cs="Calibri" w:eastAsia="Calibri" w:hAnsi="Calibri"/>
@@ -27836,7 +27836,7 @@
         </w:rPr>
         <w:t xml:space="preserve"> — </w:t>
       </w:r>
-      <w:hyperlink w:history="1" r:id="rIdmnpnq2rdyr5hvwvye5dwz">
+      <w:hyperlink w:history="1" r:id="rIdzqb_g206jhcszwps83ptz">
         <w:r>
           <w:rPr>
             <w:rFonts w:ascii="Calibri" w:cs="Calibri" w:eastAsia="Calibri" w:hAnsi="Calibri"/>
@@ -27855,7 +27855,7 @@
         </w:rPr>
         <w:t xml:space="preserve"> · </w:t>
       </w:r>
-      <w:hyperlink w:history="1" r:id="rIdgx_xkmw9__d5vqt_4ochw">
+      <w:hyperlink w:history="1" r:id="rIdu6paa90ojbwyl8ttv_f4n">
         <w:r>
           <w:rPr>
             <w:rFonts w:ascii="Calibri" w:cs="Calibri" w:eastAsia="Calibri" w:hAnsi="Calibri"/>
@@ -27894,7 +27894,7 @@
         </w:rPr>
         <w:t xml:space="preserve"> — </w:t>
       </w:r>
-      <w:hyperlink w:history="1" r:id="rIdj-zqs-3ynuyqyzrwfjr_j">
+      <w:hyperlink w:history="1" r:id="rIdxlqbuskh81igccap91-xk">
         <w:r>
           <w:rPr>
             <w:rFonts w:ascii="Calibri" w:cs="Calibri" w:eastAsia="Calibri" w:hAnsi="Calibri"/>
@@ -27913,7 +27913,7 @@
         </w:rPr>
         <w:t xml:space="preserve"> · </w:t>
       </w:r>
-      <w:hyperlink w:history="1" r:id="rIdtedqnsoxeeortq1pwapvy">
+      <w:hyperlink w:history="1" r:id="rIdhvecru_csn_q2vmw4nfki">
         <w:r>
           <w:rPr>
             <w:rFonts w:ascii="Calibri" w:cs="Calibri" w:eastAsia="Calibri" w:hAnsi="Calibri"/>
@@ -27952,7 +27952,7 @@
         </w:rPr>
         <w:t xml:space="preserve"> — </w:t>
       </w:r>
-      <w:hyperlink w:history="1" r:id="rIdw6kw8mf7iqj5pv98b191e">
+      <w:hyperlink w:history="1" r:id="rIduc_90c9qv1-nro-ahksk9">
         <w:r>
           <w:rPr>
             <w:rFonts w:ascii="Calibri" w:cs="Calibri" w:eastAsia="Calibri" w:hAnsi="Calibri"/>
@@ -27971,7 +27971,7 @@
         </w:rPr>
         <w:t xml:space="preserve"> · </w:t>
       </w:r>
-      <w:hyperlink w:history="1" r:id="rIdsz2tmt7-fkiscn7omiajn">
+      <w:hyperlink w:history="1" r:id="rIdvekh_cws6olczfss9zjj1">
         <w:r>
           <w:rPr>
             <w:rFonts w:ascii="Calibri" w:cs="Calibri" w:eastAsia="Calibri" w:hAnsi="Calibri"/>
@@ -28010,7 +28010,7 @@
         </w:rPr>
         <w:t xml:space="preserve"> — </w:t>
       </w:r>
-      <w:hyperlink w:history="1" r:id="rId-jdpmhk_e8lvqtzj2eiy7">
+      <w:hyperlink w:history="1" r:id="rIdrupcasgy-eesnj3i4-n2v">
         <w:r>
           <w:rPr>
             <w:rFonts w:ascii="Calibri" w:cs="Calibri" w:eastAsia="Calibri" w:hAnsi="Calibri"/>
@@ -28029,7 +28029,7 @@
         </w:rPr>
         <w:t xml:space="preserve"> · </w:t>
       </w:r>
-      <w:hyperlink w:history="1" r:id="rId84adm4rnbvajfkcvinbea">
+      <w:hyperlink w:history="1" r:id="rIde_vffv15b2vdnvnwrwb7u">
         <w:r>
           <w:rPr>
             <w:rFonts w:ascii="Calibri" w:cs="Calibri" w:eastAsia="Calibri" w:hAnsi="Calibri"/>
@@ -28068,7 +28068,7 @@
         </w:rPr>
         <w:t xml:space="preserve"> — </w:t>
       </w:r>
-      <w:hyperlink w:history="1" r:id="rIdbuct-nwwxwhsp-_j1lgzf">
+      <w:hyperlink w:history="1" r:id="rIdqaamg9h7diabwooh7d3kn">
         <w:r>
           <w:rPr>
             <w:rFonts w:ascii="Calibri" w:cs="Calibri" w:eastAsia="Calibri" w:hAnsi="Calibri"/>
@@ -28087,7 +28087,7 @@
         </w:rPr>
         <w:t xml:space="preserve"> · </w:t>
       </w:r>
-      <w:hyperlink w:history="1" r:id="rIdyutbrhou2ch58zprlitta">
+      <w:hyperlink w:history="1" r:id="rIdjts8rt24bqt13xxscbdm7">
         <w:r>
           <w:rPr>
             <w:rFonts w:ascii="Calibri" w:cs="Calibri" w:eastAsia="Calibri" w:hAnsi="Calibri"/>
@@ -28126,7 +28126,7 @@
         </w:rPr>
         <w:t xml:space="preserve"> — </w:t>
       </w:r>
-      <w:hyperlink w:history="1" r:id="rIdwzfhl_w-bzgycp4n1ebcy">
+      <w:hyperlink w:history="1" r:id="rIdhf2j21bqmhtjbnstxj7w7">
         <w:r>
           <w:rPr>
             <w:rFonts w:ascii="Calibri" w:cs="Calibri" w:eastAsia="Calibri" w:hAnsi="Calibri"/>
@@ -28145,7 +28145,7 @@
         </w:rPr>
         <w:t xml:space="preserve"> · </w:t>
       </w:r>
-      <w:hyperlink w:history="1" r:id="rIdkbcmh_rvngxhiyeb23yjr">
+      <w:hyperlink w:history="1" r:id="rIdkbpywlycvxcpjxlsz7saw">
         <w:r>
           <w:rPr>
             <w:rFonts w:ascii="Calibri" w:cs="Calibri" w:eastAsia="Calibri" w:hAnsi="Calibri"/>
@@ -28184,7 +28184,7 @@
         </w:rPr>
         <w:t xml:space="preserve"> — </w:t>
       </w:r>
-      <w:hyperlink w:history="1" r:id="rIdfmfz_cuq-oqmxffkss6ra">
+      <w:hyperlink w:history="1" r:id="rIde2cl8z41ktw4ato4i4rnf">
         <w:r>
           <w:rPr>
             <w:rFonts w:ascii="Calibri" w:cs="Calibri" w:eastAsia="Calibri" w:hAnsi="Calibri"/>
@@ -28203,7 +28203,7 @@
         </w:rPr>
         <w:t xml:space="preserve"> · </w:t>
       </w:r>
-      <w:hyperlink w:history="1" r:id="rIdxhovjjodoaa-teh-tvq5o">
+      <w:hyperlink w:history="1" r:id="rIdly5rairunnkqvtpxyyk8l">
         <w:r>
           <w:rPr>
             <w:rFonts w:ascii="Calibri" w:cs="Calibri" w:eastAsia="Calibri" w:hAnsi="Calibri"/>
@@ -28242,7 +28242,7 @@
         </w:rPr>
         <w:t xml:space="preserve"> — </w:t>
       </w:r>
-      <w:hyperlink w:history="1" r:id="rIdezuhbpbjtguffytrv3wcn">
+      <w:hyperlink w:history="1" r:id="rIddgz6eyjwhtlzl3wwlhq6l">
         <w:r>
           <w:rPr>
             <w:rFonts w:ascii="Calibri" w:cs="Calibri" w:eastAsia="Calibri" w:hAnsi="Calibri"/>
@@ -28261,7 +28261,7 @@
         </w:rPr>
         <w:t xml:space="preserve"> · </w:t>
       </w:r>
-      <w:hyperlink w:history="1" r:id="rId9whjmewnegzmed3ioo27q">
+      <w:hyperlink w:history="1" r:id="rIdvxul-h6xbf55eotd0qd4h">
         <w:r>
           <w:rPr>
             <w:rFonts w:ascii="Calibri" w:cs="Calibri" w:eastAsia="Calibri" w:hAnsi="Calibri"/>
@@ -28300,7 +28300,7 @@
         </w:rPr>
         <w:t xml:space="preserve"> — </w:t>
       </w:r>
-      <w:hyperlink w:history="1" r:id="rIdrhsldvwof4fnmlj27ttza">
+      <w:hyperlink w:history="1" r:id="rIdbneiu2wppm6noaz5ut68y">
         <w:r>
           <w:rPr>
             <w:rFonts w:ascii="Calibri" w:cs="Calibri" w:eastAsia="Calibri" w:hAnsi="Calibri"/>
@@ -28319,7 +28319,7 @@
         </w:rPr>
         <w:t xml:space="preserve"> · </w:t>
       </w:r>
-      <w:hyperlink w:history="1" r:id="rId2zqmzmhdrwahunutabrfj">
+      <w:hyperlink w:history="1" r:id="rIdegq_jdgd8kl7kvljjhbnt">
         <w:r>
           <w:rPr>
             <w:rFonts w:ascii="Calibri" w:cs="Calibri" w:eastAsia="Calibri" w:hAnsi="Calibri"/>
